--- a/Diplomamunka dokumentáció.docx
+++ b/Diplomamunka dokumentáció.docx
@@ -89,9 +89,6 @@
       <w:r>
         <w:rPr/>
         <w:tab/>
-      </w:r>
-      <w:r>
-        <w:rPr/>
         <w:t>1.3 Előrejelzés (forecasting) eredeti és szintetikus adatok esetén</w:t>
       </w:r>
     </w:p>
@@ -118,6 +115,22 @@
         <w:rPr/>
         <w:tab/>
         <w:t>2.1 Elfogadott adatforrás tesztek</w:t>
+      </w:r>
+    </w:p>
+    <w:p>
+      <w:pPr>
+        <w:pStyle w:val="Normal"/>
+        <w:bidi w:val="0"/>
+        <w:jc w:val="start"/>
+        <w:rPr/>
+      </w:pPr>
+      <w:r>
+        <w:rPr/>
+        <w:tab/>
+      </w:r>
+      <w:r>
+        <w:rPr/>
+        <w:t>2.2 Előrejelzés (forecasting) az új adattal</w:t>
       </w:r>
     </w:p>
     <w:p>
@@ -417,11 +430,7 @@
       </w:pPr>
       <w:r>
         <w:rPr/>
-        <w:t xml:space="preserve">A csupán statisztikai megközelítésben </w:t>
-      </w:r>
-      <w:r>
-        <w:rPr/>
-        <w:t>a GAN statisztikai és neuronhálós modellt választottam. Ennek is többféle fajtáját kipróbáltam sikertelenül. Elsőként a színtisztán idősor alapú generálást próbáltam ki (tmsgan) mely nem várt eredményt hozott, mivel a dimenziók összefüggése korlátozza a generálást. Ekkor tértem át a táblázatos generálásra, pontosabban a CTGAN-ra, amivel már egy sokkal használhatóbb eredményt elő tudtam állítani, de még így is becslése nem volt használható. A modell megfelelő paraméterezés mellett se tudta azt a fajta összefüggést előállítani csupán statisztikai modellből amelyre nekem szükségem lett volna.</w:t>
+        <w:t>A csupán statisztikai megközelítésben a GAN statisztikai és neuronhálós modellt választottam. Ennek is többféle fajtáját kipróbáltam sikertelenül. Elsőként a színtisztán idősor alapú generálást próbáltam ki (tmsgan) mely nem várt eredményt hozott, mivel a dimenziók összefüggése korlátozza a generálást. Ekkor tértem át a táblázatos generálásra, pontosabban a CTGAN-ra, amivel már egy sokkal használhatóbb eredményt elő tudtam állítani, de még így is becslése nem volt használható. A modell megfelelő paraméterezés mellett se tudta azt a fajta összefüggést előállítani csupán statisztikai modellből amelyre nekem szükségem lett volna.</w:t>
       </w:r>
     </w:p>
     <w:p>
@@ -489,7 +498,6 @@
         <w:rPr/>
       </w:pPr>
       <w:r>
-        <w:rPr/>
         <w:drawing>
           <wp:anchor distT="0" distB="0" distL="0" distR="0" simplePos="0" relativeHeight="4" behindDoc="0" locked="0" layoutInCell="0" allowOverlap="1">
             <wp:simplePos x="0" y="0"/>
@@ -760,15 +768,7 @@
       </w:pPr>
       <w:r>
         <w:rPr/>
-        <w:t xml:space="preserve">Jól látható, hogy az autokorrelációról nem olvasható ki </w:t>
-      </w:r>
-      <w:r>
-        <w:rPr/>
-        <w:t>semmilyen</w:t>
-      </w:r>
-      <w:r>
-        <w:rPr/>
-        <w:t xml:space="preserve"> mintázat még egy 100 időegységgel eltolt ábrán se. Ekkor pedig nyilván valóvá vált, hogy előre jelzésre kevésbé lesz alkalmas mind az eredeti mind a szintetikusan előállított adatsor.</w:t>
+        <w:t>Jól látható, hogy az autokorrelációról nem olvasható ki semmilyen mintázat még egy 100 időegységgel eltolt ábrán se. Ekkor pedig nyilván valóvá vált, hogy előre jelzésre kevésbé lesz alkalmas mind az eredeti mind a szintetikusan előállított adatsor.</w:t>
       </w:r>
     </w:p>
     <w:p>
@@ -814,11 +814,7 @@
       </w:pPr>
       <w:r>
         <w:rPr/>
-        <w:t xml:space="preserve">A legfőbb probléma az előrejelzésekkor lett észrevehető mivel, nem nagyon volt használható az eredmény. </w:t>
-      </w:r>
-      <w:r>
-        <w:rPr/>
-        <w:t xml:space="preserve">Az eredeti adatsort használva tisztán kivehető hogy ennek az előre jelzése nem túl szezonális, illetve nem nagyon tartalmaz trendet. Így egy ARIMA előre jelzés teljesen rossz </w:t>
+        <w:t xml:space="preserve">A legfőbb probléma az előrejelzésekkor lett észrevehető mivel, nem nagyon volt használható az eredmény. Az eredeti adatsort használva tisztán kivehető hogy ennek az előre jelzése nem túl szezonális, illetve nem nagyon tartalmaz trendet. Így egy ARIMA előre jelzés teljesen rossz </w:t>
       </w:r>
       <w:r>
         <w:drawing>
@@ -891,12 +887,17 @@
       <w:pPr>
         <w:pStyle w:val="Normal"/>
         <w:bidi w:val="0"/>
-        <w:jc w:val="start"/>
-        <w:rPr/>
-      </w:pPr>
-      <w:r>
-        <w:rPr/>
-        <w:t>Az eredeti mellett próbálkoztam még a szintetikusan előállított adatsort ARIMA előrejelzésével szintén sikertelenül.</w:t>
+        <w:spacing w:before="0" w:after="0"/>
+        <w:jc w:val="start"/>
+        <w:rPr/>
+      </w:pPr>
+      <w:r>
+        <w:rPr/>
+        <w:t xml:space="preserve">Az eredeti mellett próbálkoztam még a szintetikusan előállított adatsort ARIMA előrejelzésével, </w:t>
+      </w:r>
+      <w:r>
+        <w:rPr/>
+        <w:t xml:space="preserve">ami szintén sikertelen lett. Az ábrán látható, hogy az előre jelzés teljesen eltér, nem tudja felvenni azt a szintetikusan előállított adatfolyamot, amit kéne, még 200 időegység elemzése mellett sem. </w:t>
       </w:r>
     </w:p>
     <w:p>
@@ -976,6 +977,472 @@
       </w:pPr>
       <w:r>
         <w:rPr/>
+        <w:t xml:space="preserve">2. </w:t>
+      </w:r>
+      <w:r>
+        <w:rPr/>
+        <w:t>Elfogadott adatforrás</w:t>
+      </w:r>
+    </w:p>
+    <w:p>
+      <w:pPr>
+        <w:pStyle w:val="Normal"/>
+        <w:bidi w:val="0"/>
+        <w:jc w:val="start"/>
+        <w:rPr/>
+      </w:pPr>
+      <w:r>
+        <w:rPr/>
+      </w:r>
+    </w:p>
+    <w:p>
+      <w:pPr>
+        <w:pStyle w:val="Normal"/>
+        <w:bidi w:val="0"/>
+        <w:jc w:val="start"/>
+        <w:rPr/>
+      </w:pPr>
+      <w:r>
+        <w:rPr/>
+        <w:t xml:space="preserve">Tanuláságképpen megfelelő volt az eredetinek használt adathalmaz, de sajnos használható eredmény hiányában egy másik adatforrás kutatásába kezdtem. Ennek eredménye lett, hogy egy interneten fellelhető adatbázisból használok adatokat. Ez egy francia háztartás áram felhasználását tartalmazza 4 évre lebontva. Melyben benne vannak </w:t>
+      </w:r>
+      <w:r>
+        <w:rPr/>
+        <w:t>olyan adatok mint a dátum, aktuális fogyasztás kW-ban, meddő energia szintén kW-ban, feszültség, áramerősség, és a megszakítókra bontott teljesítmény.</w:t>
+      </w:r>
+    </w:p>
+    <w:p>
+      <w:pPr>
+        <w:pStyle w:val="Normal"/>
+        <w:bidi w:val="0"/>
+        <w:jc w:val="start"/>
+        <w:rPr/>
+      </w:pPr>
+      <w:r>
+        <w:rPr/>
+      </w:r>
+    </w:p>
+    <w:p>
+      <w:pPr>
+        <w:pStyle w:val="Normal"/>
+        <w:bidi w:val="0"/>
+        <w:jc w:val="start"/>
+        <w:rPr/>
+      </w:pPr>
+      <w:r>
+        <w:rPr/>
+        <w:t>Ezekből az adatokból már kiválóan előállítható olyan modell amellyel már hatékonyan lehet előrejelzést csinálni.</w:t>
+      </w:r>
+    </w:p>
+    <w:p>
+      <w:pPr>
+        <w:pStyle w:val="Normal"/>
+        <w:bidi w:val="0"/>
+        <w:jc w:val="start"/>
+        <w:rPr/>
+      </w:pPr>
+      <w:r>
+        <w:rPr/>
+      </w:r>
+    </w:p>
+    <w:p>
+      <w:pPr>
+        <w:pStyle w:val="Normal"/>
+        <w:bidi w:val="0"/>
+        <w:jc w:val="start"/>
+        <w:rPr/>
+      </w:pPr>
+      <w:r>
+        <w:rPr/>
+        <w:t>2.1 Elfogadott adatforrás tesztek</w:t>
+      </w:r>
+    </w:p>
+    <w:p>
+      <w:pPr>
+        <w:pStyle w:val="Normal"/>
+        <w:bidi w:val="0"/>
+        <w:jc w:val="start"/>
+        <w:rPr/>
+      </w:pPr>
+      <w:r>
+        <w:rPr/>
+      </w:r>
+    </w:p>
+    <w:p>
+      <w:pPr>
+        <w:pStyle w:val="Normal"/>
+        <w:bidi w:val="0"/>
+        <w:jc w:val="start"/>
+        <w:rPr/>
+      </w:pPr>
+      <w:r>
+        <w:rPr/>
+        <w:t>Nem is mutathatná be jobban mint a tökéletes illeszkedő és kiváló eredményt mutató ACF teszt.</w:t>
+      </w:r>
+    </w:p>
+    <w:p>
+      <w:pPr>
+        <w:pStyle w:val="Normal"/>
+        <w:bidi w:val="0"/>
+        <w:jc w:val="start"/>
+        <w:rPr/>
+      </w:pPr>
+      <w:r>
+        <w:rPr/>
+      </w:r>
+    </w:p>
+    <w:p>
+      <w:pPr>
+        <w:pStyle w:val="Normal"/>
+        <w:bidi w:val="0"/>
+        <w:jc w:val="start"/>
+        <w:rPr/>
+      </w:pPr>
+      <w:r>
+        <w:rPr/>
+        <w:drawing>
+          <wp:anchor distT="0" distB="0" distL="0" distR="0" simplePos="0" relativeHeight="7" behindDoc="0" locked="0" layoutInCell="0" allowOverlap="1">
+            <wp:simplePos x="0" y="0"/>
+            <wp:positionH relativeFrom="column">
+              <wp:posOffset>933450</wp:posOffset>
+            </wp:positionH>
+            <wp:positionV relativeFrom="paragraph">
+              <wp:posOffset>198755</wp:posOffset>
+            </wp:positionV>
+            <wp:extent cx="3953510" cy="2762885"/>
+            <wp:effectExtent l="0" t="0" r="0" b="0"/>
+            <wp:wrapSquare wrapText="largest"/>
+            <wp:docPr id="6" name="Kép6"/>
+            <wp:cNvGraphicFramePr>
+              <a:graphicFrameLocks xmlns:a="http://schemas.openxmlformats.org/drawingml/2006/main" noChangeAspect="1"/>
+            </wp:cNvGraphicFramePr>
+            <a:graphic xmlns:a="http://schemas.openxmlformats.org/drawingml/2006/main">
+              <a:graphicData uri="http://schemas.openxmlformats.org/drawingml/2006/picture">
+                <pic:pic xmlns:pic="http://schemas.openxmlformats.org/drawingml/2006/picture">
+                  <pic:nvPicPr>
+                    <pic:cNvPr id="6" name="Kép6"/>
+                    <pic:cNvPicPr>
+                      <a:picLocks noChangeAspect="1" noChangeArrowheads="1"/>
+                    </pic:cNvPicPr>
+                  </pic:nvPicPr>
+                  <pic:blipFill>
+                    <a:blip r:embed="rId7"/>
+                    <a:stretch>
+                      <a:fillRect/>
+                    </a:stretch>
+                  </pic:blipFill>
+                  <pic:spPr bwMode="auto">
+                    <a:xfrm>
+                      <a:off x="0" y="0"/>
+                      <a:ext cx="3953510" cy="2762885"/>
+                    </a:xfrm>
+                    <a:prstGeom prst="rect">
+                      <a:avLst/>
+                    </a:prstGeom>
+                    <a:noFill/>
+                  </pic:spPr>
+                </pic:pic>
+              </a:graphicData>
+            </a:graphic>
+          </wp:anchor>
+        </w:drawing>
+      </w:r>
+      <w:r>
+        <w:br w:type="page"/>
+      </w:r>
+    </w:p>
+    <w:p>
+      <w:pPr>
+        <w:pStyle w:val="Normal"/>
+        <w:bidi w:val="0"/>
+        <w:jc w:val="start"/>
+        <w:rPr/>
+      </w:pPr>
+      <w:r>
+        <w:rPr/>
+      </w:r>
+    </w:p>
+    <w:p>
+      <w:pPr>
+        <w:pStyle w:val="Normal"/>
+        <w:bidi w:val="0"/>
+        <w:jc w:val="start"/>
+        <w:rPr/>
+      </w:pPr>
+      <w:r>
+        <w:rPr/>
+        <w:t xml:space="preserve">Az 50 időegységre bontott ábrán is jóvátehető a szezonalitás amit követ az adat, amellyel kiválóan lehet előrejelzéseket csinálni. Valamint </w:t>
+      </w:r>
+      <w:r>
+        <w:rPr/>
+        <w:t>az adatsor</w:t>
+      </w:r>
+      <w:r>
+        <w:rPr/>
+        <w:t>ból kivehető</w:t>
+      </w:r>
+      <w:r>
+        <w:rPr/>
+        <w:t xml:space="preserve"> mennyire függ össze a saját korábbi értékeivel különböző késleltetések (lag-ek/ </w:t>
+      </w:r>
+      <w:r>
+        <w:rPr/>
+        <w:t>időegységek</w:t>
+      </w:r>
+      <w:r>
+        <w:rPr/>
+        <w:t>) mentén.</w:t>
+      </w:r>
+    </w:p>
+    <w:p>
+      <w:pPr>
+        <w:pStyle w:val="Normal"/>
+        <w:bidi w:val="0"/>
+        <w:jc w:val="start"/>
+        <w:rPr/>
+      </w:pPr>
+      <w:r>
+        <w:rPr>
+          <w:b w:val="false"/>
+          <w:bCs w:val="false"/>
+        </w:rPr>
+        <w:t>A folytonos zaj érték kizárását is vehetjük mivel a</w:t>
+      </w:r>
+      <w:r>
+        <w:rPr>
+          <w:b w:val="false"/>
+          <w:bCs w:val="false"/>
+        </w:rPr>
+        <w:t xml:space="preserve"> korrelációk több lag esetén is szignifikánsan eltérnek a nullától. Ez azt jelenti, hogy a rendszer viselkedése </w:t>
+      </w:r>
+      <w:r>
+        <w:rPr>
+          <w:rStyle w:val="Strong"/>
+          <w:b w:val="false"/>
+          <w:bCs w:val="false"/>
+        </w:rPr>
+        <w:t>nem random</w:t>
+      </w:r>
+      <w:r>
+        <w:rPr>
+          <w:b w:val="false"/>
+          <w:bCs w:val="false"/>
+        </w:rPr>
+        <w:t xml:space="preserve">, hanem </w:t>
+      </w:r>
+      <w:r>
+        <w:rPr>
+          <w:rStyle w:val="Strong"/>
+          <w:b w:val="false"/>
+          <w:bCs w:val="false"/>
+        </w:rPr>
+        <w:t>belső szerkezettel</w:t>
+      </w:r>
+      <w:r>
+        <w:rPr>
+          <w:b w:val="false"/>
+          <w:bCs w:val="false"/>
+        </w:rPr>
+        <w:t xml:space="preserve"> rendelkezik.</w:t>
+      </w:r>
+    </w:p>
+    <w:p>
+      <w:pPr>
+        <w:pStyle w:val="Normal"/>
+        <w:bidi w:val="0"/>
+        <w:jc w:val="start"/>
+        <w:rPr/>
+      </w:pPr>
+      <w:r>
+        <w:rPr>
+          <w:b w:val="false"/>
+          <w:bCs w:val="false"/>
+        </w:rPr>
+        <w:t xml:space="preserve">A korai lag-eknél megjelenő magas korreláció arra utal, hogy a rendszer állapota </w:t>
+      </w:r>
+      <w:r>
+        <w:rPr>
+          <w:rStyle w:val="Strong"/>
+          <w:b w:val="false"/>
+          <w:bCs w:val="false"/>
+        </w:rPr>
+        <w:t xml:space="preserve">erősen függ a korábbi értékektől, tehát a folyamat időben összefüggő. </w:t>
+      </w:r>
+      <w:r>
+        <w:rPr>
+          <w:rStyle w:val="Strong"/>
+          <w:b w:val="false"/>
+          <w:bCs w:val="false"/>
+        </w:rPr>
+        <w:t>Ez is lehetővé teszi a forecasting (előrejelzés), jogosultságát.</w:t>
+      </w:r>
+    </w:p>
+    <w:p>
+      <w:pPr>
+        <w:pStyle w:val="Normal"/>
+        <w:bidi w:val="0"/>
+        <w:jc w:val="start"/>
+        <w:rPr/>
+      </w:pPr>
+      <w:r>
+        <w:rPr>
+          <w:rStyle w:val="Strong"/>
+          <w:b w:val="false"/>
+          <w:bCs w:val="false"/>
+        </w:rPr>
+        <w:t>A hullámzás, periodikus szerkezete arra utal, hogy a sorban ismétlődő minták vannak pl napi ciklusok (reggeli/esti megnövekedett fogyasztás).</w:t>
+      </w:r>
+    </w:p>
+    <w:p>
+      <w:pPr>
+        <w:pStyle w:val="Normal"/>
+        <w:bidi w:val="0"/>
+        <w:jc w:val="start"/>
+        <w:rPr>
+          <w:rStyle w:val="Strong"/>
+          <w:b w:val="false"/>
+          <w:bCs w:val="false"/>
+        </w:rPr>
+      </w:pPr>
+      <w:r>
+        <w:rPr/>
+      </w:r>
+    </w:p>
+    <w:p>
+      <w:pPr>
+        <w:pStyle w:val="Normal"/>
+        <w:bidi w:val="0"/>
+        <w:jc w:val="start"/>
+        <w:rPr/>
+      </w:pPr>
+      <w:r>
+        <w:rPr/>
+      </w:r>
+    </w:p>
+    <w:p>
+      <w:pPr>
+        <w:pStyle w:val="Normal"/>
+        <w:bidi w:val="0"/>
+        <w:jc w:val="start"/>
+        <w:rPr/>
+      </w:pPr>
+      <w:r>
+        <w:rPr/>
+        <w:drawing>
+          <wp:anchor distT="0" distB="0" distL="0" distR="0" simplePos="0" relativeHeight="8" behindDoc="0" locked="0" layoutInCell="0" allowOverlap="1">
+            <wp:simplePos x="0" y="0"/>
+            <wp:positionH relativeFrom="column">
+              <wp:align>center</wp:align>
+            </wp:positionH>
+            <wp:positionV relativeFrom="paragraph">
+              <wp:posOffset>635</wp:posOffset>
+            </wp:positionV>
+            <wp:extent cx="6120130" cy="301625"/>
+            <wp:effectExtent l="0" t="0" r="0" b="0"/>
+            <wp:wrapSquare wrapText="largest"/>
+            <wp:docPr id="7" name="Kép7"/>
+            <wp:cNvGraphicFramePr>
+              <a:graphicFrameLocks xmlns:a="http://schemas.openxmlformats.org/drawingml/2006/main" noChangeAspect="1"/>
+            </wp:cNvGraphicFramePr>
+            <a:graphic xmlns:a="http://schemas.openxmlformats.org/drawingml/2006/main">
+              <a:graphicData uri="http://schemas.openxmlformats.org/drawingml/2006/picture">
+                <pic:pic xmlns:pic="http://schemas.openxmlformats.org/drawingml/2006/picture">
+                  <pic:nvPicPr>
+                    <pic:cNvPr id="7" name="Kép7"/>
+                    <pic:cNvPicPr>
+                      <a:picLocks noChangeAspect="1" noChangeArrowheads="1"/>
+                    </pic:cNvPicPr>
+                  </pic:nvPicPr>
+                  <pic:blipFill>
+                    <a:blip r:embed="rId8"/>
+                    <a:stretch>
+                      <a:fillRect/>
+                    </a:stretch>
+                  </pic:blipFill>
+                  <pic:spPr bwMode="auto">
+                    <a:xfrm>
+                      <a:off x="0" y="0"/>
+                      <a:ext cx="6120130" cy="301625"/>
+                    </a:xfrm>
+                    <a:prstGeom prst="rect">
+                      <a:avLst/>
+                    </a:prstGeom>
+                    <a:noFill/>
+                  </pic:spPr>
+                </pic:pic>
+              </a:graphicData>
+            </a:graphic>
+          </wp:anchor>
+        </w:drawing>
+      </w:r>
+    </w:p>
+    <w:p>
+      <w:pPr>
+        <w:pStyle w:val="Normal"/>
+        <w:bidi w:val="0"/>
+        <w:jc w:val="start"/>
+        <w:rPr/>
+      </w:pPr>
+      <w:r>
+        <w:rPr/>
+        <w:t xml:space="preserve">Az Augmented Dickey–Fuller </w:t>
+      </w:r>
+      <w:r>
+        <w:rPr/>
+        <w:t>(ADF)</w:t>
+      </w:r>
+      <w:r>
+        <w:rPr/>
+        <w:t xml:space="preserve"> teszt eredménye alapján az idősor szignifikánsan stacionárius. Az ADF statisztika (–100.81) jóval kisebb a kritikus értékeknél, a p</w:t>
+        <w:noBreakHyphen/>
+        <w:t>érték pedig 0.0, ami egyértelműen jelzi, hogy a folyamat nem tartalmaz unit root</w:t>
+        <w:noBreakHyphen/>
+        <w:t xml:space="preserve">ot. Ez azt jelenti, hogy az idősor időben stabil tulajdonságokkal rendelkezik, és alkalmas olyan modellek alkalmazására, amelyek stacionaritást feltételeznek. </w:t>
+      </w:r>
+    </w:p>
+    <w:p>
+      <w:pPr>
+        <w:pStyle w:val="Normal"/>
+        <w:bidi w:val="0"/>
+        <w:jc w:val="start"/>
+        <w:rPr/>
+      </w:pPr>
+      <w:r>
+        <w:rPr/>
+      </w:r>
+    </w:p>
+    <w:p>
+      <w:pPr>
+        <w:pStyle w:val="Normal"/>
+        <w:bidi w:val="0"/>
+        <w:jc w:val="start"/>
+        <w:rPr/>
+      </w:pPr>
+      <w:r>
+        <w:rPr/>
+        <w:t>2.2 előrejelzés az új adattal</w:t>
+      </w:r>
+    </w:p>
+    <w:p>
+      <w:pPr>
+        <w:pStyle w:val="Normal"/>
+        <w:bidi w:val="0"/>
+        <w:jc w:val="start"/>
+        <w:rPr/>
+      </w:pPr>
+      <w:r>
+        <w:rPr/>
+      </w:r>
+    </w:p>
+    <w:p>
+      <w:pPr>
+        <w:pStyle w:val="Normal"/>
+        <w:bidi w:val="0"/>
+        <w:jc w:val="start"/>
+        <w:rPr/>
+      </w:pPr>
+      <w:r>
+        <w:rPr/>
       </w:r>
     </w:p>
     <w:sectPr>
@@ -1026,6 +1493,14 @@
       <w:sz w:val="24"/>
       <w:szCs w:val="24"/>
       <w:lang w:val="hu-HU" w:eastAsia="zh-CN" w:bidi="hi-IN"/>
+    </w:rPr>
+  </w:style>
+  <w:style w:type="character" w:styleId="Strong">
+    <w:name w:val="Strong"/>
+    <w:qFormat/>
+    <w:rPr>
+      <w:b/>
+      <w:bCs/>
     </w:rPr>
   </w:style>
   <w:style w:type="paragraph" w:styleId="Cmsor">

--- a/Diplomamunka dokumentáció.docx
+++ b/Diplomamunka dokumentáció.docx
@@ -127,9 +127,6 @@
       <w:r>
         <w:rPr/>
         <w:tab/>
-      </w:r>
-      <w:r>
-        <w:rPr/>
         <w:t>2.2 Előrejelzés (forecasting) az új adattal</w:t>
       </w:r>
     </w:p>
@@ -893,11 +890,7 @@
       </w:pPr>
       <w:r>
         <w:rPr/>
-        <w:t xml:space="preserve">Az eredeti mellett próbálkoztam még a szintetikusan előállított adatsort ARIMA előrejelzésével, </w:t>
-      </w:r>
-      <w:r>
-        <w:rPr/>
-        <w:t xml:space="preserve">ami szintén sikertelen lett. Az ábrán látható, hogy az előre jelzés teljesen eltér, nem tudja felvenni azt a szintetikusan előállított adatfolyamot, amit kéne, még 200 időegység elemzése mellett sem. </w:t>
+        <w:t xml:space="preserve">Az eredeti mellett próbálkoztam még a szintetikusan előállított adatsort ARIMA előrejelzésével, ami szintén sikertelen lett. Az ábrán látható, hogy az előre jelzés teljesen eltér, nem tudja felvenni azt a szintetikusan előállított adatfolyamot, amit kéne, még 200 időegység elemzése mellett sem. </w:t>
       </w:r>
     </w:p>
     <w:p>
@@ -977,38 +970,30 @@
       </w:pPr>
       <w:r>
         <w:rPr/>
-        <w:t xml:space="preserve">2. </w:t>
-      </w:r>
-      <w:r>
-        <w:rPr/>
-        <w:t>Elfogadott adatforrás</w:t>
-      </w:r>
-    </w:p>
-    <w:p>
-      <w:pPr>
-        <w:pStyle w:val="Normal"/>
-        <w:bidi w:val="0"/>
-        <w:jc w:val="start"/>
-        <w:rPr/>
-      </w:pPr>
-      <w:r>
-        <w:rPr/>
-      </w:r>
-    </w:p>
-    <w:p>
-      <w:pPr>
-        <w:pStyle w:val="Normal"/>
-        <w:bidi w:val="0"/>
-        <w:jc w:val="start"/>
-        <w:rPr/>
-      </w:pPr>
-      <w:r>
-        <w:rPr/>
-        <w:t xml:space="preserve">Tanuláságképpen megfelelő volt az eredetinek használt adathalmaz, de sajnos használható eredmény hiányában egy másik adatforrás kutatásába kezdtem. Ennek eredménye lett, hogy egy interneten fellelhető adatbázisból használok adatokat. Ez egy francia háztartás áram felhasználását tartalmazza 4 évre lebontva. Melyben benne vannak </w:t>
-      </w:r>
-      <w:r>
-        <w:rPr/>
-        <w:t>olyan adatok mint a dátum, aktuális fogyasztás kW-ban, meddő energia szintén kW-ban, feszültség, áramerősség, és a megszakítókra bontott teljesítmény.</w:t>
+        <w:t>2. Elfogadott adatforrás</w:t>
+      </w:r>
+    </w:p>
+    <w:p>
+      <w:pPr>
+        <w:pStyle w:val="Normal"/>
+        <w:bidi w:val="0"/>
+        <w:jc w:val="start"/>
+        <w:rPr/>
+      </w:pPr>
+      <w:r>
+        <w:rPr/>
+      </w:r>
+    </w:p>
+    <w:p>
+      <w:pPr>
+        <w:pStyle w:val="Normal"/>
+        <w:bidi w:val="0"/>
+        <w:jc w:val="start"/>
+        <w:rPr/>
+      </w:pPr>
+      <w:r>
+        <w:rPr/>
+        <w:t>Tanuláságképpen megfelelő volt az eredetinek használt adathalmaz, de sajnos használható eredmény hiányában egy másik adatforrás kutatásába kezdtem. Ennek eredménye lett, hogy egy interneten fellelhető adatbázisból használok adatokat. Ez egy francia háztartás áram felhasználását tartalmazza 4 évre lebontva. Melyben benne vannak olyan adatok mint a dátum, aktuális fogyasztás kW-ban, meddő energia szintén kW-ban, feszültség, áramerősség, és a megszakítókra bontott teljesítmény.</w:t>
       </w:r>
     </w:p>
     <w:p>
@@ -1155,65 +1140,39 @@
       <w:pPr>
         <w:pStyle w:val="Normal"/>
         <w:bidi w:val="0"/>
-        <w:jc w:val="start"/>
-        <w:rPr/>
-      </w:pPr>
-      <w:r>
-        <w:rPr/>
-      </w:r>
-    </w:p>
-    <w:p>
-      <w:pPr>
-        <w:pStyle w:val="Normal"/>
-        <w:bidi w:val="0"/>
-        <w:jc w:val="start"/>
-        <w:rPr/>
-      </w:pPr>
-      <w:r>
-        <w:rPr/>
-        <w:t xml:space="preserve">Az 50 időegységre bontott ábrán is jóvátehető a szezonalitás amit követ az adat, amellyel kiválóan lehet előrejelzéseket csinálni. Valamint </w:t>
-      </w:r>
-      <w:r>
-        <w:rPr/>
-        <w:t>az adatsor</w:t>
-      </w:r>
-      <w:r>
-        <w:rPr/>
-        <w:t>ból kivehető</w:t>
-      </w:r>
-      <w:r>
-        <w:rPr/>
-        <w:t xml:space="preserve"> mennyire függ össze a saját korábbi értékeivel különböző késleltetések (lag-ek/ </w:t>
-      </w:r>
-      <w:r>
-        <w:rPr/>
-        <w:t>időegységek</w:t>
-      </w:r>
-      <w:r>
-        <w:rPr/>
-        <w:t>) mentén.</w:t>
-      </w:r>
-    </w:p>
-    <w:p>
-      <w:pPr>
-        <w:pStyle w:val="Normal"/>
-        <w:bidi w:val="0"/>
-        <w:jc w:val="start"/>
-        <w:rPr/>
-      </w:pPr>
-      <w:r>
-        <w:rPr>
-          <w:b w:val="false"/>
-          <w:bCs w:val="false"/>
-        </w:rPr>
-        <w:t>A folytonos zaj érték kizárását is vehetjük mivel a</w:t>
-      </w:r>
-      <w:r>
-        <w:rPr>
-          <w:b w:val="false"/>
-          <w:bCs w:val="false"/>
-        </w:rPr>
-        <w:t xml:space="preserve"> korrelációk több lag esetén is szignifikánsan eltérnek a nullától. Ez azt jelenti, hogy a rendszer viselkedése </w:t>
+        <w:spacing w:before="0" w:after="0"/>
+        <w:jc w:val="start"/>
+        <w:rPr/>
+      </w:pPr>
+      <w:r>
+        <w:rPr/>
+      </w:r>
+    </w:p>
+    <w:p>
+      <w:pPr>
+        <w:pStyle w:val="Normal"/>
+        <w:bidi w:val="0"/>
+        <w:jc w:val="start"/>
+        <w:rPr/>
+      </w:pPr>
+      <w:r>
+        <w:rPr/>
+        <w:t>Az 50 időegységre bontott ábrán is jóvátehető a szezonalitás amit követ az adat, amellyel kiválóan lehet előrejelzéseket csinálni. Valamint az adatsorból kivehető mennyire függ össze a saját korábbi értékeivel különböző késleltetések (lag-ek/ időegységek) mentén.</w:t>
+      </w:r>
+    </w:p>
+    <w:p>
+      <w:pPr>
+        <w:pStyle w:val="Normal"/>
+        <w:bidi w:val="0"/>
+        <w:jc w:val="start"/>
+        <w:rPr/>
+      </w:pPr>
+      <w:r>
+        <w:rPr>
+          <w:b w:val="false"/>
+          <w:bCs w:val="false"/>
+        </w:rPr>
+        <w:t xml:space="preserve">A folytonos zaj érték kizárását is vehetjük mivel a korrelációk több lag esetén is szignifikánsan eltérnek a nullától. Ez azt jelenti, hogy a rendszer viselkedése </w:t>
       </w:r>
       <w:r>
         <w:rPr>
@@ -1266,46 +1225,41 @@
           <w:b w:val="false"/>
           <w:bCs w:val="false"/>
         </w:rPr>
-        <w:t xml:space="preserve">erősen függ a korábbi értékektől, tehát a folyamat időben összefüggő. </w:t>
-      </w:r>
+        <w:t>erősen függ a korábbi értékektől, tehát a folyamat időben összefüggő. Ez is lehetővé teszi a forecasting (előrejelzés), jogosultságát.</w:t>
+      </w:r>
+    </w:p>
+    <w:p>
+      <w:pPr>
+        <w:pStyle w:val="Normal"/>
+        <w:bidi w:val="0"/>
+        <w:jc w:val="start"/>
+        <w:rPr/>
+      </w:pPr>
       <w:r>
         <w:rPr>
           <w:rStyle w:val="Strong"/>
           <w:b w:val="false"/>
           <w:bCs w:val="false"/>
         </w:rPr>
-        <w:t>Ez is lehetővé teszi a forecasting (előrejelzés), jogosultságát.</w:t>
-      </w:r>
-    </w:p>
-    <w:p>
-      <w:pPr>
-        <w:pStyle w:val="Normal"/>
-        <w:bidi w:val="0"/>
-        <w:jc w:val="start"/>
-        <w:rPr/>
-      </w:pPr>
-      <w:r>
+        <w:t>A hullámzás, periodikus szerkezete arra utal, hogy a sorban ismétlődő minták vannak pl napi ciklusok (reggeli/esti megnövekedett fogyasztás).</w:t>
+      </w:r>
+    </w:p>
+    <w:p>
+      <w:pPr>
+        <w:pStyle w:val="Normal"/>
+        <w:bidi w:val="0"/>
+        <w:jc w:val="start"/>
         <w:rPr>
           <w:rStyle w:val="Strong"/>
           <w:b w:val="false"/>
           <w:bCs w:val="false"/>
         </w:rPr>
-        <w:t>A hullámzás, periodikus szerkezete arra utal, hogy a sorban ismétlődő minták vannak pl napi ciklusok (reggeli/esti megnövekedett fogyasztás).</w:t>
-      </w:r>
-    </w:p>
-    <w:p>
-      <w:pPr>
-        <w:pStyle w:val="Normal"/>
-        <w:bidi w:val="0"/>
-        <w:jc w:val="start"/>
-        <w:rPr>
-          <w:rStyle w:val="Strong"/>
-          <w:b w:val="false"/>
-          <w:bCs w:val="false"/>
-        </w:rPr>
-      </w:pPr>
-      <w:r>
-        <w:rPr/>
+      </w:pPr>
+      <w:r>
+        <w:rPr>
+          <w:b w:val="false"/>
+          <w:bCs w:val="false"/>
+        </w:rPr>
       </w:r>
     </w:p>
     <w:p>
@@ -1385,15 +1339,7 @@
       </w:pPr>
       <w:r>
         <w:rPr/>
-        <w:t xml:space="preserve">Az Augmented Dickey–Fuller </w:t>
-      </w:r>
-      <w:r>
-        <w:rPr/>
-        <w:t>(ADF)</w:t>
-      </w:r>
-      <w:r>
-        <w:rPr/>
-        <w:t xml:space="preserve"> teszt eredménye alapján az idősor szignifikánsan stacionárius. Az ADF statisztika (–100.81) jóval kisebb a kritikus értékeknél, a p</w:t>
+        <w:t>Az Augmented Dickey–Fuller (ADF) teszt eredménye alapján az idősor szignifikánsan stacionárius. Az ADF statisztika (–100.81) jóval kisebb a kritikus értékeknél, a p</w:t>
         <w:noBreakHyphen/>
         <w:t>érték pedig 0.0, ami egyértelműen jelzi, hogy a folyamat nem tartalmaz unit root</w:t>
         <w:noBreakHyphen/>
@@ -1432,6 +1378,246 @@
       </w:pPr>
       <w:r>
         <w:rPr/>
+      </w:r>
+    </w:p>
+    <w:p>
+      <w:pPr>
+        <w:pStyle w:val="Normal"/>
+        <w:bidi w:val="0"/>
+        <w:jc w:val="start"/>
+        <w:rPr/>
+      </w:pPr>
+      <w:r>
+        <w:rPr>
+          <w:rStyle w:val="Strong"/>
+        </w:rPr>
+        <w:t>H</w:t>
+      </w:r>
+      <w:r>
+        <w:rPr>
+          <w:rStyle w:val="Strong"/>
+        </w:rPr>
+        <w:t>árom hónapos előrejelzést</w:t>
+      </w:r>
+      <w:r>
+        <w:rPr/>
+        <w:t xml:space="preserve"> mutat a SARIMA modell alapján.</w:t>
+      </w:r>
+    </w:p>
+    <w:p>
+      <w:pPr>
+        <w:pStyle w:val="Normal"/>
+        <w:bidi w:val="0"/>
+        <w:jc w:val="start"/>
+        <w:rPr/>
+      </w:pPr>
+      <w:r>
+        <w:rPr/>
+      </w:r>
+    </w:p>
+    <w:p>
+      <w:pPr>
+        <w:pStyle w:val="Normal"/>
+        <w:bidi w:val="0"/>
+        <w:jc w:val="start"/>
+        <w:rPr/>
+      </w:pPr>
+      <w:r>
+        <w:drawing>
+          <wp:anchor distT="0" distB="0" distL="0" distR="0" simplePos="0" relativeHeight="9" behindDoc="0" locked="0" layoutInCell="0" allowOverlap="1">
+            <wp:simplePos x="0" y="0"/>
+            <wp:positionH relativeFrom="column">
+              <wp:align>center</wp:align>
+            </wp:positionH>
+            <wp:positionV relativeFrom="paragraph">
+              <wp:posOffset>635</wp:posOffset>
+            </wp:positionV>
+            <wp:extent cx="6120130" cy="2970530"/>
+            <wp:effectExtent l="0" t="0" r="0" b="0"/>
+            <wp:wrapSquare wrapText="largest"/>
+            <wp:docPr id="8" name="Kép8"/>
+            <wp:cNvGraphicFramePr>
+              <a:graphicFrameLocks xmlns:a="http://schemas.openxmlformats.org/drawingml/2006/main" noChangeAspect="1"/>
+            </wp:cNvGraphicFramePr>
+            <a:graphic xmlns:a="http://schemas.openxmlformats.org/drawingml/2006/main">
+              <a:graphicData uri="http://schemas.openxmlformats.org/drawingml/2006/picture">
+                <pic:pic xmlns:pic="http://schemas.openxmlformats.org/drawingml/2006/picture">
+                  <pic:nvPicPr>
+                    <pic:cNvPr id="8" name="Kép8"/>
+                    <pic:cNvPicPr>
+                      <a:picLocks noChangeAspect="1" noChangeArrowheads="1"/>
+                    </pic:cNvPicPr>
+                  </pic:nvPicPr>
+                  <pic:blipFill>
+                    <a:blip r:embed="rId9"/>
+                    <a:stretch>
+                      <a:fillRect/>
+                    </a:stretch>
+                  </pic:blipFill>
+                  <pic:spPr bwMode="auto">
+                    <a:xfrm>
+                      <a:off x="0" y="0"/>
+                      <a:ext cx="6120130" cy="2970530"/>
+                    </a:xfrm>
+                    <a:prstGeom prst="rect">
+                      <a:avLst/>
+                    </a:prstGeom>
+                    <a:noFill/>
+                  </pic:spPr>
+                </pic:pic>
+              </a:graphicData>
+            </a:graphic>
+          </wp:anchor>
+        </w:drawing>
+      </w:r>
+      <w:r>
+        <w:rPr/>
+        <w:t xml:space="preserve">A múltbeli szakasz (a kék vonal) egyértelműen mutatja a havi átlagolt fogyasztás ingadozásait, amelyekben jól felismerhető a rendszer természetes hullámzása, és valószínűsíthetően megjelennek a nyaralási időszakra jellemző csökkenések is. A modell alapját képező idősor </w:t>
+      </w:r>
+      <w:r>
+        <w:rPr>
+          <w:rStyle w:val="Strong"/>
+          <w:b w:val="false"/>
+          <w:bCs w:val="false"/>
+        </w:rPr>
+        <w:t>heti bontásban került feldolgozásra</w:t>
+      </w:r>
+      <w:r>
+        <w:rPr/>
+        <w:t>, így a SARIMA képes volt a heti szintű dinamikákat és a rövidebb ciklusokat is figyelembe venni a becslés során. A piros, előrejelzési szakasz ehhez illeszkedve folytatja a trendet, és a modell által becsült értékek folyamatosan követik a korábbi viselkedést, anélkül hogy szélsőségesen eltérnének tőle. Ez azt jelzi, hogy a SARIMA modell a heti feldolgozásnak köszönhetően stabilan leképezi a rövid távú szezonális és trendkomponenseket, és a három hónapos időtávon megbízható előrejelzést ad.</w:t>
+      </w:r>
+    </w:p>
+    <w:p>
+      <w:pPr>
+        <w:pStyle w:val="BodyText"/>
+        <w:bidi w:val="0"/>
+        <w:ind w:hanging="0" w:start="0" w:end="0"/>
+        <w:jc w:val="start"/>
+        <w:rPr/>
+      </w:pPr>
+      <w:r>
+        <w:drawing>
+          <wp:anchor distT="0" distB="0" distL="0" distR="0" simplePos="0" relativeHeight="10" behindDoc="0" locked="0" layoutInCell="0" allowOverlap="1">
+            <wp:simplePos x="0" y="0"/>
+            <wp:positionH relativeFrom="column">
+              <wp:posOffset>85725</wp:posOffset>
+            </wp:positionH>
+            <wp:positionV relativeFrom="paragraph">
+              <wp:posOffset>114300</wp:posOffset>
+            </wp:positionV>
+            <wp:extent cx="6120130" cy="2970530"/>
+            <wp:effectExtent l="0" t="0" r="0" b="0"/>
+            <wp:wrapSquare wrapText="largest"/>
+            <wp:docPr id="9" name="Kép9"/>
+            <wp:cNvGraphicFramePr>
+              <a:graphicFrameLocks xmlns:a="http://schemas.openxmlformats.org/drawingml/2006/main" noChangeAspect="1"/>
+            </wp:cNvGraphicFramePr>
+            <a:graphic xmlns:a="http://schemas.openxmlformats.org/drawingml/2006/main">
+              <a:graphicData uri="http://schemas.openxmlformats.org/drawingml/2006/picture">
+                <pic:pic xmlns:pic="http://schemas.openxmlformats.org/drawingml/2006/picture">
+                  <pic:nvPicPr>
+                    <pic:cNvPr id="9" name="Kép9"/>
+                    <pic:cNvPicPr>
+                      <a:picLocks noChangeAspect="1" noChangeArrowheads="1"/>
+                    </pic:cNvPicPr>
+                  </pic:nvPicPr>
+                  <pic:blipFill>
+                    <a:blip r:embed="rId10"/>
+                    <a:stretch>
+                      <a:fillRect/>
+                    </a:stretch>
+                  </pic:blipFill>
+                  <pic:spPr bwMode="auto">
+                    <a:xfrm>
+                      <a:off x="0" y="0"/>
+                      <a:ext cx="6120130" cy="2970530"/>
+                    </a:xfrm>
+                    <a:prstGeom prst="rect">
+                      <a:avLst/>
+                    </a:prstGeom>
+                    <a:noFill/>
+                  </pic:spPr>
+                </pic:pic>
+              </a:graphicData>
+            </a:graphic>
+          </wp:anchor>
+        </w:drawing>
+      </w:r>
+      <w:r>
+        <w:rPr>
+          <w:b w:val="false"/>
+          <w:bCs w:val="false"/>
+        </w:rPr>
+        <w:t>A diagram</w:t>
+      </w:r>
+      <w:r>
+        <w:rPr>
+          <w:b w:val="false"/>
+          <w:bCs w:val="false"/>
+        </w:rPr>
+        <w:t xml:space="preserve"> </w:t>
+      </w:r>
+      <w:r>
+        <w:rPr>
+          <w:rStyle w:val="Strong"/>
+          <w:b w:val="false"/>
+          <w:bCs w:val="false"/>
+        </w:rPr>
+        <w:t>rövid távú, napi felbontású SARIMA</w:t>
+        <w:noBreakHyphen/>
+        <w:t>előrejelzést</w:t>
+      </w:r>
+      <w:r>
+        <w:rPr>
+          <w:b w:val="false"/>
+          <w:bCs w:val="false"/>
+        </w:rPr>
+        <w:t xml:space="preserve"> mutat, ahol a modell </w:t>
+      </w:r>
+      <w:r>
+        <w:rPr>
+          <w:rStyle w:val="Strong"/>
+          <w:b w:val="false"/>
+          <w:bCs w:val="false"/>
+        </w:rPr>
+        <w:t>egy évnyi múltbeli, napokra bontott fogyasztási adatsorból</w:t>
+      </w:r>
+      <w:r>
+        <w:rPr>
+          <w:b w:val="false"/>
+          <w:bCs w:val="false"/>
+        </w:rPr>
+        <w:t xml:space="preserve"> becsül </w:t>
+      </w:r>
+      <w:r>
+        <w:rPr>
+          <w:rStyle w:val="Strong"/>
+          <w:b w:val="false"/>
+          <w:bCs w:val="false"/>
+        </w:rPr>
+        <w:t>egy hetes jövőbeli időszakot</w:t>
+      </w:r>
+      <w:r>
+        <w:rPr>
+          <w:b w:val="false"/>
+          <w:bCs w:val="false"/>
+        </w:rPr>
+        <w:t xml:space="preserve">. A modell a korábbi mintázatok alapján olyan jövőbeli értékeket becsül, amelyek követik a napi hullámzás ritmusát, és nem térnek el szélsőségesen a múltbeli viselkedéstől. A rövid távú előrejelzés stabilitását az adja, hogy a SARIMA modell a </w:t>
+      </w:r>
+      <w:r>
+        <w:rPr>
+          <w:rStyle w:val="Strong"/>
+          <w:b w:val="false"/>
+          <w:bCs w:val="false"/>
+        </w:rPr>
+        <w:t>napi frekvenciájú adatokból</w:t>
+      </w:r>
+      <w:r>
+        <w:rPr>
+          <w:b w:val="false"/>
+          <w:bCs w:val="false"/>
+        </w:rPr>
+        <w:t xml:space="preserve"> képes volt felismerni a rendszer ismétlődő mintáit, így a következő hétre vonatkozó becslések jól tükrözik a fogyasztás várható alakulását. </w:t>
       </w:r>
     </w:p>
     <w:p>

--- a/Diplomamunka dokumentáció.docx
+++ b/Diplomamunka dokumentáció.docx
@@ -13,156 +13,299 @@
         <w:rPr/>
       </w:r>
     </w:p>
-    <w:p>
-      <w:pPr>
-        <w:pStyle w:val="Normal"/>
-        <w:bidi w:val="0"/>
-        <w:jc w:val="start"/>
-        <w:rPr/>
-      </w:pPr>
-      <w:r>
-        <w:rPr/>
-        <w:t xml:space="preserve">1. Elvetett adatforrás </w:t>
-      </w:r>
-    </w:p>
-    <w:p>
-      <w:pPr>
-        <w:pStyle w:val="Normal"/>
-        <w:bidi w:val="0"/>
-        <w:jc w:val="start"/>
-        <w:rPr/>
-      </w:pPr>
-      <w:r>
-        <w:rPr/>
-        <w:tab/>
-        <w:t>1.1 Elvetett adatforrás definíció és indoklás</w:t>
-      </w:r>
-    </w:p>
-    <w:p>
-      <w:pPr>
-        <w:pStyle w:val="Normal"/>
-        <w:bidi w:val="0"/>
-        <w:jc w:val="start"/>
-        <w:rPr/>
-      </w:pPr>
-      <w:r>
-        <w:rPr/>
-        <w:tab/>
-        <w:t>1.2 Elvetett adatforrás szintetikus generálása</w:t>
-      </w:r>
-    </w:p>
-    <w:p>
-      <w:pPr>
-        <w:pStyle w:val="Normal"/>
-        <w:bidi w:val="0"/>
-        <w:jc w:val="start"/>
-        <w:rPr/>
-      </w:pPr>
-      <w:r>
-        <w:rPr/>
-        <w:tab/>
-        <w:tab/>
-        <w:t>1.2.1 GAN (statisztikai megközelítés)</w:t>
-      </w:r>
-    </w:p>
-    <w:p>
-      <w:pPr>
-        <w:pStyle w:val="Normal"/>
-        <w:bidi w:val="0"/>
-        <w:jc w:val="start"/>
-        <w:rPr/>
-      </w:pPr>
-      <w:r>
-        <w:rPr/>
-        <w:tab/>
-        <w:tab/>
-        <w:t>1.2.2 Saját (algoritmikus megközelítés)</w:t>
-      </w:r>
-    </w:p>
-    <w:p>
-      <w:pPr>
-        <w:pStyle w:val="Normal"/>
-        <w:bidi w:val="0"/>
-        <w:jc w:val="start"/>
-        <w:rPr/>
-      </w:pPr>
-      <w:r>
-        <w:rPr/>
-        <w:tab/>
-        <w:t>1.3 Előrejelzés (forecasting) eredeti és szintetikus adatok esetén</w:t>
-      </w:r>
-    </w:p>
-    <w:p>
-      <w:pPr>
-        <w:pStyle w:val="Normal"/>
-        <w:bidi w:val="0"/>
-        <w:jc w:val="start"/>
-        <w:rPr/>
-      </w:pPr>
-      <w:r>
-        <w:rPr/>
-        <w:t>2. Elfogadott adatforrás</w:t>
-      </w:r>
-    </w:p>
-    <w:p>
-      <w:pPr>
-        <w:pStyle w:val="Normal"/>
-        <w:bidi w:val="0"/>
-        <w:jc w:val="start"/>
-        <w:rPr/>
-      </w:pPr>
-      <w:r>
-        <w:rPr/>
-        <w:tab/>
-        <w:t>2.1 Elfogadott adatforrás tesztek</w:t>
-      </w:r>
-    </w:p>
-    <w:p>
-      <w:pPr>
-        <w:pStyle w:val="Normal"/>
-        <w:bidi w:val="0"/>
-        <w:jc w:val="start"/>
-        <w:rPr/>
-      </w:pPr>
-      <w:r>
-        <w:rPr/>
-        <w:tab/>
-        <w:t>2.2 Előrejelzés (forecasting) az új adattal</w:t>
-      </w:r>
-    </w:p>
-    <w:p>
-      <w:pPr>
-        <w:pStyle w:val="Normal"/>
-        <w:bidi w:val="0"/>
-        <w:jc w:val="start"/>
-        <w:rPr/>
-      </w:pPr>
-      <w:r>
-        <w:rPr/>
-        <w:t>3. Folyamatos tanítás</w:t>
-      </w:r>
-    </w:p>
-    <w:p>
-      <w:pPr>
-        <w:pStyle w:val="Normal"/>
-        <w:bidi w:val="0"/>
-        <w:jc w:val="start"/>
-        <w:rPr/>
-      </w:pPr>
-      <w:r>
-        <w:rPr/>
-      </w:r>
-    </w:p>
-    <w:p>
-      <w:pPr>
-        <w:pStyle w:val="Normal"/>
-        <w:bidi w:val="0"/>
-        <w:jc w:val="start"/>
-        <w:rPr/>
-      </w:pPr>
-      <w:r>
-        <w:rPr/>
-        <w:t>1.1 Elvetett adatforrás definíció és indoklás</w:t>
+    <w:sdt>
+      <w:sdtPr>
+        <w:docPartObj>
+          <w:docPartGallery w:val="Table of Contents"/>
+          <w:docPartUnique w:val="true"/>
+        </w:docPartObj>
+      </w:sdtPr>
+      <w:sdtContent>
+        <w:p>
+          <w:pPr>
+            <w:pStyle w:val="TOCHeading"/>
+            <w:rPr/>
+          </w:pPr>
+          <w:r>
+            <w:rPr/>
+            <w:t>Tartalomjegyzék</w:t>
+          </w:r>
+        </w:p>
+        <w:p>
+          <w:pPr>
+            <w:pStyle w:val="TOC1"/>
+            <w:tabs>
+              <w:tab w:val="clear" w:pos="9638"/>
+              <w:tab w:val="right" w:pos="9637" w:leader="dot"/>
+            </w:tabs>
+            <w:rPr/>
+          </w:pPr>
+          <w:r>
+            <w:fldChar w:fldCharType="begin"/>
+          </w:r>
+          <w:r>
+            <w:rPr>
+              <w:rStyle w:val="Jegyzkhivatkozs"/>
+            </w:rPr>
+            <w:instrText xml:space="preserve"> TOC \f \o "1-9" \h</w:instrText>
+          </w:r>
+          <w:r>
+            <w:rPr>
+              <w:rStyle w:val="Jegyzkhivatkozs"/>
+            </w:rPr>
+            <w:fldChar w:fldCharType="separate"/>
+          </w:r>
+          <w:hyperlink w:anchor="__RefHeading___Toc128_3565188454" w:tooltip="Elvetett adatforrás definíció és indoklás">
+            <w:r>
+              <w:rPr>
+                <w:rStyle w:val="Jegyzkhivatkozs"/>
+              </w:rPr>
+              <w:t>Elvetett adatforrás definíció és indoklás</w:t>
+              <w:tab/>
+              <w:t>2</w:t>
+            </w:r>
+          </w:hyperlink>
+        </w:p>
+        <w:p>
+          <w:pPr>
+            <w:pStyle w:val="TOC2"/>
+            <w:tabs>
+              <w:tab w:val="clear" w:pos="9355"/>
+              <w:tab w:val="right" w:pos="9637" w:leader="dot"/>
+            </w:tabs>
+            <w:rPr/>
+          </w:pPr>
+          <w:hyperlink w:anchor="__RefHeading___Toc226_3565188454" w:tooltip="Elvetett adatforrás szintetikus generálása">
+            <w:r>
+              <w:rPr>
+                <w:rStyle w:val="Jegyzkhivatkozs"/>
+              </w:rPr>
+              <w:t>Elvetett adatforrás szintetikus generálása</w:t>
+              <w:tab/>
+              <w:t>3</w:t>
+            </w:r>
+          </w:hyperlink>
+        </w:p>
+        <w:p>
+          <w:pPr>
+            <w:pStyle w:val="TOC3"/>
+            <w:tabs>
+              <w:tab w:val="clear" w:pos="9071"/>
+              <w:tab w:val="right" w:pos="9637" w:leader="dot"/>
+            </w:tabs>
+            <w:rPr/>
+          </w:pPr>
+          <w:hyperlink w:anchor="__RefHeading___Toc130_3565188454" w:tooltip="GAN (statisztikai megközelítés)">
+            <w:r>
+              <w:rPr>
+                <w:rStyle w:val="Jegyzkhivatkozs"/>
+              </w:rPr>
+              <w:t>GAN (statisztikai megközelítés)</w:t>
+              <w:tab/>
+              <w:t>3</w:t>
+            </w:r>
+          </w:hyperlink>
+        </w:p>
+        <w:p>
+          <w:pPr>
+            <w:pStyle w:val="TOC3"/>
+            <w:tabs>
+              <w:tab w:val="clear" w:pos="9071"/>
+              <w:tab w:val="right" w:pos="9637" w:leader="dot"/>
+            </w:tabs>
+            <w:rPr/>
+          </w:pPr>
+          <w:hyperlink w:anchor="__RefHeading___Toc132_3565188454" w:tooltip="Saját (algoritmikus megközelítés)">
+            <w:r>
+              <w:rPr>
+                <w:rStyle w:val="Jegyzkhivatkozs"/>
+              </w:rPr>
+              <w:t>Saját (algoritmikus megközelítés)</w:t>
+              <w:tab/>
+              <w:t>3</w:t>
+            </w:r>
+          </w:hyperlink>
+        </w:p>
+        <w:p>
+          <w:pPr>
+            <w:pStyle w:val="TOC2"/>
+            <w:tabs>
+              <w:tab w:val="clear" w:pos="9355"/>
+              <w:tab w:val="right" w:pos="9637" w:leader="dot"/>
+            </w:tabs>
+            <w:rPr/>
+          </w:pPr>
+          <w:hyperlink w:anchor="__RefHeading___Toc251_3565188454" w:tooltip="Előrejelzés (forecasting) eredeti és szintetikus adatok esetén">
+            <w:r>
+              <w:rPr>
+                <w:rStyle w:val="Jegyzkhivatkozs"/>
+              </w:rPr>
+              <w:t>Előrejelzés (forecasting) eredeti és szintetikus adatok esetén</w:t>
+              <w:tab/>
+              <w:t>4</w:t>
+            </w:r>
+          </w:hyperlink>
+        </w:p>
+        <w:p>
+          <w:pPr>
+            <w:pStyle w:val="TOC1"/>
+            <w:tabs>
+              <w:tab w:val="clear" w:pos="9638"/>
+              <w:tab w:val="right" w:pos="9637" w:leader="dot"/>
+            </w:tabs>
+            <w:rPr/>
+          </w:pPr>
+          <w:hyperlink w:anchor="__RefHeading___Toc134_3565188454" w:tooltip="Elfogadott adatforrás">
+            <w:r>
+              <w:rPr>
+                <w:rStyle w:val="Jegyzkhivatkozs"/>
+              </w:rPr>
+              <w:t>Elfogadott adatforrás</w:t>
+              <w:tab/>
+              <w:t>5</w:t>
+            </w:r>
+          </w:hyperlink>
+        </w:p>
+        <w:p>
+          <w:pPr>
+            <w:pStyle w:val="TOC2"/>
+            <w:tabs>
+              <w:tab w:val="clear" w:pos="9355"/>
+              <w:tab w:val="right" w:pos="9637" w:leader="dot"/>
+            </w:tabs>
+            <w:rPr/>
+          </w:pPr>
+          <w:hyperlink w:anchor="__RefHeading___Toc253_3565188454" w:tooltip="Elfogadott adatforrás tesztek">
+            <w:r>
+              <w:rPr>
+                <w:rStyle w:val="Jegyzkhivatkozs"/>
+              </w:rPr>
+              <w:t>Elfogadott adatforrás tesztek</w:t>
+              <w:tab/>
+              <w:t>6</w:t>
+            </w:r>
+          </w:hyperlink>
+        </w:p>
+        <w:p>
+          <w:pPr>
+            <w:pStyle w:val="TOC2"/>
+            <w:tabs>
+              <w:tab w:val="clear" w:pos="9355"/>
+              <w:tab w:val="right" w:pos="9637" w:leader="dot"/>
+            </w:tabs>
+            <w:rPr/>
+          </w:pPr>
+          <w:hyperlink w:anchor="__RefHeading___Toc255_3565188454" w:tooltip="Előrejelzés az új adattal">
+            <w:r>
+              <w:rPr>
+                <w:rStyle w:val="Jegyzkhivatkozs"/>
+              </w:rPr>
+              <w:t>Előrejelzés az új adattal</w:t>
+              <w:tab/>
+              <w:t>6</w:t>
+            </w:r>
+          </w:hyperlink>
+        </w:p>
+        <w:p>
+          <w:pPr>
+            <w:pStyle w:val="TOC2"/>
+            <w:tabs>
+              <w:tab w:val="clear" w:pos="9355"/>
+              <w:tab w:val="right" w:pos="9637" w:leader="dot"/>
+            </w:tabs>
+            <w:rPr/>
+          </w:pPr>
+          <w:hyperlink w:anchor="__RefHeading___Toc205_244505817" w:tooltip="ARIMA modell">
+            <w:r>
+              <w:rPr>
+                <w:rStyle w:val="Jegyzkhivatkozs"/>
+              </w:rPr>
+              <w:t>ARIMA modell</w:t>
+              <w:tab/>
+              <w:t>8</w:t>
+            </w:r>
+          </w:hyperlink>
+        </w:p>
+        <w:p>
+          <w:pPr>
+            <w:pStyle w:val="TOC2"/>
+            <w:tabs>
+              <w:tab w:val="clear" w:pos="9355"/>
+              <w:tab w:val="right" w:pos="9637" w:leader="dot"/>
+            </w:tabs>
+            <w:rPr/>
+          </w:pPr>
+          <w:hyperlink w:anchor="__RefHeading___Toc207_244505817" w:tooltip="SARIMA modell">
+            <w:r>
+              <w:rPr>
+                <w:rStyle w:val="Jegyzkhivatkozs"/>
+              </w:rPr>
+              <w:t>SARIMA modell</w:t>
+              <w:tab/>
+              <w:t>8</w:t>
+            </w:r>
+          </w:hyperlink>
+          <w:r>
+            <w:rPr>
+              <w:rStyle w:val="Jegyzkhivatkozs"/>
+            </w:rPr>
+            <w:fldChar w:fldCharType="end"/>
+          </w:r>
+        </w:p>
+      </w:sdtContent>
+    </w:sdt>
+    <w:p>
+      <w:pPr>
+        <w:pStyle w:val="Normal"/>
+        <w:bidi w:val="0"/>
+        <w:jc w:val="start"/>
+        <w:rPr/>
+      </w:pPr>
+      <w:r>
+        <w:rPr/>
+      </w:r>
+      <w:r>
+        <w:br w:type="page"/>
+      </w:r>
+    </w:p>
+    <w:p>
+      <w:pPr>
+        <w:pStyle w:val="Normal"/>
+        <w:bidi w:val="0"/>
+        <w:spacing w:before="0" w:after="0"/>
+        <w:jc w:val="start"/>
+        <w:rPr/>
+      </w:pPr>
+      <w:r>
+        <w:rPr/>
+      </w:r>
+    </w:p>
+    <w:p>
+      <w:pPr>
+        <w:pStyle w:val="Normal"/>
+        <w:bidi w:val="0"/>
+        <w:jc w:val="start"/>
+        <w:rPr/>
+      </w:pPr>
+      <w:r>
+        <w:rPr/>
+      </w:r>
+    </w:p>
+    <w:p>
+      <w:pPr>
+        <w:pStyle w:val="Heading1"/>
+        <w:numPr>
+          <w:ilvl w:val="0"/>
+          <w:numId w:val="2"/>
+        </w:numPr>
+        <w:ind w:hanging="0" w:start="0"/>
+        <w:rPr/>
+      </w:pPr>
+      <w:bookmarkStart w:id="0" w:name="__RefHeading___Toc128_3565188454"/>
+      <w:bookmarkEnd w:id="0"/>
+      <w:r>
+        <w:rPr/>
+        <w:t>Elvetett adatforrás definíció és indoklás</w:t>
       </w:r>
     </w:p>
     <w:p>
@@ -351,14 +494,19 @@
     </w:p>
     <w:p>
       <w:pPr>
-        <w:pStyle w:val="Normal"/>
-        <w:bidi w:val="0"/>
-        <w:jc w:val="start"/>
-        <w:rPr/>
-      </w:pPr>
-      <w:r>
-        <w:rPr/>
-        <w:t>1.2 Elvetett adatforrás szintetikus generálása</w:t>
+        <w:pStyle w:val="Heading2"/>
+        <w:numPr>
+          <w:ilvl w:val="1"/>
+          <w:numId w:val="2"/>
+        </w:numPr>
+        <w:ind w:hanging="0" w:start="0"/>
+        <w:rPr/>
+      </w:pPr>
+      <w:bookmarkStart w:id="1" w:name="__RefHeading___Toc226_3565188454"/>
+      <w:bookmarkEnd w:id="1"/>
+      <w:r>
+        <w:rPr/>
+        <w:t>Elvetett adatforrás szintetikus generálása</w:t>
       </w:r>
     </w:p>
     <w:p>
@@ -397,14 +545,14 @@
     </w:p>
     <w:p>
       <w:pPr>
-        <w:pStyle w:val="Normal"/>
-        <w:bidi w:val="0"/>
-        <w:jc w:val="start"/>
-        <w:rPr/>
-      </w:pPr>
-      <w:r>
-        <w:rPr/>
-        <w:t>1.2.1 GAN (statisztikai megközelítés)</w:t>
+        <w:pStyle w:val="Heading3"/>
+        <w:rPr/>
+      </w:pPr>
+      <w:bookmarkStart w:id="2" w:name="__RefHeading___Toc130_3565188454"/>
+      <w:bookmarkEnd w:id="2"/>
+      <w:r>
+        <w:rPr/>
+        <w:t>GAN (statisztikai megközelítés)</w:t>
       </w:r>
     </w:p>
     <w:p>
@@ -443,71 +591,49 @@
     </w:p>
     <w:p>
       <w:pPr>
-        <w:pStyle w:val="Normal"/>
-        <w:bidi w:val="0"/>
-        <w:jc w:val="start"/>
-        <w:rPr/>
-      </w:pPr>
-      <w:r>
-        <w:rPr/>
-        <w:t>1.2.2. Saját (algoritmikus megközelítés)</w:t>
-      </w:r>
-    </w:p>
-    <w:p>
-      <w:pPr>
-        <w:pStyle w:val="Normal"/>
-        <w:bidi w:val="0"/>
-        <w:jc w:val="start"/>
-        <w:rPr/>
-      </w:pPr>
-      <w:r>
-        <w:rPr/>
-      </w:r>
-    </w:p>
-    <w:p>
-      <w:pPr>
-        <w:pStyle w:val="Normal"/>
-        <w:bidi w:val="0"/>
-        <w:jc w:val="start"/>
-        <w:rPr/>
-      </w:pPr>
-      <w:r>
-        <w:rPr/>
-        <w:t>Ez után egy algoritmust készítettem amely egy CTGANT-t használva előállított egy oszlopból (demand) egy idősort melyre tudtam alkalmazni egy algoritmust mely az eszközhöz hasonló viselkedést szimulált le így megközelíthetően jó eredményt állított elő. Viszont ekkor még nem vettem figyelembe az eszközhöz kapcsoló tényeket, hogy a több más energiafejlesztő is csatlakozik a csoporthoz így annak igénybevétele függ az országos hálózat igényétől illetve a szolgáltató által felállított prioritásoktól. Mindezek mellett egy megközelíthetően jó eredményt állított elő. Illetve ez szemre jónak tűnt, az ACF teszt viszont bebizonyította, hogy használhatatlan lenne előrejelzése.</w:t>
-      </w:r>
-    </w:p>
-    <w:p>
-      <w:pPr>
-        <w:pStyle w:val="Normal"/>
-        <w:bidi w:val="0"/>
-        <w:jc w:val="start"/>
-        <w:rPr/>
-      </w:pPr>
-      <w:r>
-        <w:rPr/>
-      </w:r>
-    </w:p>
-    <w:p>
-      <w:pPr>
-        <w:pStyle w:val="Normal"/>
-        <w:bidi w:val="0"/>
-        <w:jc w:val="start"/>
-        <w:rPr/>
-      </w:pPr>
-      <w:r>
+        <w:pStyle w:val="Heading3"/>
+        <w:rPr/>
+      </w:pPr>
+      <w:bookmarkStart w:id="3" w:name="__RefHeading___Toc132_3565188454"/>
+      <w:bookmarkEnd w:id="3"/>
+      <w:r>
+        <w:rPr/>
+        <w:t>Saját (algoritmikus megközelítés)</w:t>
+      </w:r>
+    </w:p>
+    <w:p>
+      <w:pPr>
+        <w:pStyle w:val="Normal"/>
+        <w:bidi w:val="0"/>
+        <w:jc w:val="start"/>
+        <w:rPr/>
+      </w:pPr>
+      <w:r>
+        <w:rPr/>
+      </w:r>
+    </w:p>
+    <w:p>
+      <w:pPr>
+        <w:pStyle w:val="Normal"/>
+        <w:bidi w:val="0"/>
+        <w:jc w:val="start"/>
+        <w:rPr/>
+      </w:pPr>
+      <w:r>
+        <w:rPr/>
         <w:drawing>
-          <wp:anchor distT="0" distB="0" distL="0" distR="0" simplePos="0" relativeHeight="4" behindDoc="0" locked="0" layoutInCell="0" allowOverlap="1">
+          <wp:anchor distT="0" distB="0" distL="0" distR="0" simplePos="0" relativeHeight="11" behindDoc="0" locked="0" layoutInCell="0" allowOverlap="1">
             <wp:simplePos x="0" y="0"/>
             <wp:positionH relativeFrom="column">
-              <wp:posOffset>887730</wp:posOffset>
+              <wp:align>center</wp:align>
             </wp:positionH>
             <wp:positionV relativeFrom="paragraph">
-              <wp:posOffset>1270</wp:posOffset>
+              <wp:posOffset>635</wp:posOffset>
             </wp:positionV>
-            <wp:extent cx="4345305" cy="3356610"/>
+            <wp:extent cx="6120130" cy="4083685"/>
             <wp:effectExtent l="0" t="0" r="0" b="0"/>
             <wp:wrapSquare wrapText="largest"/>
-            <wp:docPr id="3" name="Kép3"/>
+            <wp:docPr id="3" name="Kép10"/>
             <wp:cNvGraphicFramePr>
               <a:graphicFrameLocks xmlns:a="http://schemas.openxmlformats.org/drawingml/2006/main" noChangeAspect="1"/>
             </wp:cNvGraphicFramePr>
@@ -515,13 +641,104 @@
               <a:graphicData uri="http://schemas.openxmlformats.org/drawingml/2006/picture">
                 <pic:pic xmlns:pic="http://schemas.openxmlformats.org/drawingml/2006/picture">
                   <pic:nvPicPr>
-                    <pic:cNvPr id="3" name="Kép3"/>
+                    <pic:cNvPr id="3" name="Kép10"/>
                     <pic:cNvPicPr>
                       <a:picLocks noChangeAspect="1" noChangeArrowheads="1"/>
                     </pic:cNvPicPr>
                   </pic:nvPicPr>
                   <pic:blipFill>
                     <a:blip r:embed="rId4"/>
+                    <a:stretch>
+                      <a:fillRect/>
+                    </a:stretch>
+                  </pic:blipFill>
+                  <pic:spPr bwMode="auto">
+                    <a:xfrm>
+                      <a:off x="0" y="0"/>
+                      <a:ext cx="6120130" cy="4083685"/>
+                    </a:xfrm>
+                    <a:prstGeom prst="rect">
+                      <a:avLst/>
+                    </a:prstGeom>
+                    <a:noFill/>
+                  </pic:spPr>
+                </pic:pic>
+              </a:graphicData>
+            </a:graphic>
+          </wp:anchor>
+        </w:drawing>
+      </w:r>
+    </w:p>
+    <w:p>
+      <w:pPr>
+        <w:pStyle w:val="Normal"/>
+        <w:bidi w:val="0"/>
+        <w:jc w:val="start"/>
+        <w:rPr/>
+      </w:pPr>
+      <w:r>
+        <w:rPr/>
+      </w:r>
+    </w:p>
+    <w:p>
+      <w:pPr>
+        <w:pStyle w:val="Normal"/>
+        <w:bidi w:val="0"/>
+        <w:jc w:val="start"/>
+        <w:rPr/>
+      </w:pPr>
+      <w:r>
+        <w:rPr/>
+        <w:t>Ez után egy algoritmust készítettem amely egy CTGANT-t használva előállított egy oszlopból (demand) egy idősort melyre tudtam alkalmazni egy algoritmust mely az eszközhöz hasonló viselkedést szimulált le így megközelíthetően jó eredményt állított elő. Viszont ekkor még nem vettem figyelembe az eszközhöz kapcsoló tényeket, hogy a több más energiafejlesztő is csatlakozik a csoporthoz így annak igénybevétele függ az országos hálózat igényétől illetve a szolgáltató által felállított prioritásoktól. Mindezek mellett egy megközelíthetően jó eredményt állított elő. Illetve ez szemre jónak tűnt, az ACF teszt viszont bebizonyította, hogy használhatatlan lenne előrejelzése.</w:t>
+      </w:r>
+    </w:p>
+    <w:p>
+      <w:pPr>
+        <w:pStyle w:val="Normal"/>
+        <w:bidi w:val="0"/>
+        <w:jc w:val="start"/>
+        <w:rPr/>
+      </w:pPr>
+      <w:r>
+        <w:rPr/>
+      </w:r>
+    </w:p>
+    <w:p>
+      <w:pPr>
+        <w:pStyle w:val="Normal"/>
+        <w:bidi w:val="0"/>
+        <w:jc w:val="start"/>
+        <w:rPr/>
+      </w:pPr>
+      <w:r>
+        <w:rPr/>
+        <w:drawing>
+          <wp:anchor distT="0" distB="0" distL="0" distR="0" simplePos="0" relativeHeight="4" behindDoc="0" locked="0" layoutInCell="0" allowOverlap="1">
+            <wp:simplePos x="0" y="0"/>
+            <wp:positionH relativeFrom="column">
+              <wp:posOffset>925830</wp:posOffset>
+            </wp:positionH>
+            <wp:positionV relativeFrom="paragraph">
+              <wp:posOffset>1270</wp:posOffset>
+            </wp:positionV>
+            <wp:extent cx="4345305" cy="3356610"/>
+            <wp:effectExtent l="0" t="0" r="0" b="0"/>
+            <wp:wrapTopAndBottom/>
+            <wp:docPr id="4" name="Kép3"/>
+            <wp:cNvGraphicFramePr>
+              <a:graphicFrameLocks xmlns:a="http://schemas.openxmlformats.org/drawingml/2006/main" noChangeAspect="1"/>
+            </wp:cNvGraphicFramePr>
+            <a:graphic xmlns:a="http://schemas.openxmlformats.org/drawingml/2006/main">
+              <a:graphicData uri="http://schemas.openxmlformats.org/drawingml/2006/picture">
+                <pic:pic xmlns:pic="http://schemas.openxmlformats.org/drawingml/2006/picture">
+                  <pic:nvPicPr>
+                    <pic:cNvPr id="4" name="Kép3"/>
+                    <pic:cNvPicPr>
+                      <a:picLocks noChangeAspect="1" noChangeArrowheads="1"/>
+                    </pic:cNvPicPr>
+                  </pic:nvPicPr>
+                  <pic:blipFill>
+                    <a:blip r:embed="rId5"/>
                     <a:stretch>
                       <a:fillRect/>
                     </a:stretch>
@@ -542,219 +759,6 @@
           </wp:anchor>
         </w:drawing>
       </w:r>
-      <w:r>
-        <w:rPr/>
-        <w:t xml:space="preserve"> </w:t>
-      </w:r>
-    </w:p>
-    <w:p>
-      <w:pPr>
-        <w:pStyle w:val="Normal"/>
-        <w:bidi w:val="0"/>
-        <w:jc w:val="start"/>
-        <w:rPr/>
-      </w:pPr>
-      <w:r>
-        <w:rPr/>
-      </w:r>
-    </w:p>
-    <w:p>
-      <w:pPr>
-        <w:pStyle w:val="Normal"/>
-        <w:bidi w:val="0"/>
-        <w:jc w:val="start"/>
-        <w:rPr/>
-      </w:pPr>
-      <w:r>
-        <w:rPr/>
-      </w:r>
-    </w:p>
-    <w:p>
-      <w:pPr>
-        <w:pStyle w:val="Normal"/>
-        <w:bidi w:val="0"/>
-        <w:jc w:val="start"/>
-        <w:rPr/>
-      </w:pPr>
-      <w:r>
-        <w:rPr/>
-      </w:r>
-    </w:p>
-    <w:p>
-      <w:pPr>
-        <w:pStyle w:val="Normal"/>
-        <w:bidi w:val="0"/>
-        <w:jc w:val="start"/>
-        <w:rPr/>
-      </w:pPr>
-      <w:r>
-        <w:rPr/>
-      </w:r>
-    </w:p>
-    <w:p>
-      <w:pPr>
-        <w:pStyle w:val="Normal"/>
-        <w:bidi w:val="0"/>
-        <w:jc w:val="start"/>
-        <w:rPr/>
-      </w:pPr>
-      <w:r>
-        <w:rPr/>
-      </w:r>
-    </w:p>
-    <w:p>
-      <w:pPr>
-        <w:pStyle w:val="Normal"/>
-        <w:bidi w:val="0"/>
-        <w:jc w:val="start"/>
-        <w:rPr/>
-      </w:pPr>
-      <w:r>
-        <w:rPr/>
-      </w:r>
-    </w:p>
-    <w:p>
-      <w:pPr>
-        <w:pStyle w:val="Normal"/>
-        <w:bidi w:val="0"/>
-        <w:jc w:val="start"/>
-        <w:rPr/>
-      </w:pPr>
-      <w:r>
-        <w:rPr/>
-      </w:r>
-    </w:p>
-    <w:p>
-      <w:pPr>
-        <w:pStyle w:val="Normal"/>
-        <w:bidi w:val="0"/>
-        <w:jc w:val="start"/>
-        <w:rPr/>
-      </w:pPr>
-      <w:r>
-        <w:rPr/>
-      </w:r>
-    </w:p>
-    <w:p>
-      <w:pPr>
-        <w:pStyle w:val="Normal"/>
-        <w:bidi w:val="0"/>
-        <w:jc w:val="start"/>
-        <w:rPr/>
-      </w:pPr>
-      <w:r>
-        <w:rPr/>
-      </w:r>
-    </w:p>
-    <w:p>
-      <w:pPr>
-        <w:pStyle w:val="Normal"/>
-        <w:bidi w:val="0"/>
-        <w:jc w:val="start"/>
-        <w:rPr/>
-      </w:pPr>
-      <w:r>
-        <w:rPr/>
-      </w:r>
-    </w:p>
-    <w:p>
-      <w:pPr>
-        <w:pStyle w:val="Normal"/>
-        <w:bidi w:val="0"/>
-        <w:jc w:val="start"/>
-        <w:rPr/>
-      </w:pPr>
-      <w:r>
-        <w:rPr/>
-      </w:r>
-    </w:p>
-    <w:p>
-      <w:pPr>
-        <w:pStyle w:val="Normal"/>
-        <w:bidi w:val="0"/>
-        <w:jc w:val="start"/>
-        <w:rPr/>
-      </w:pPr>
-      <w:r>
-        <w:rPr/>
-      </w:r>
-    </w:p>
-    <w:p>
-      <w:pPr>
-        <w:pStyle w:val="Normal"/>
-        <w:bidi w:val="0"/>
-        <w:jc w:val="start"/>
-        <w:rPr/>
-      </w:pPr>
-      <w:r>
-        <w:rPr/>
-      </w:r>
-    </w:p>
-    <w:p>
-      <w:pPr>
-        <w:pStyle w:val="Normal"/>
-        <w:bidi w:val="0"/>
-        <w:jc w:val="start"/>
-        <w:rPr/>
-      </w:pPr>
-      <w:r>
-        <w:rPr/>
-      </w:r>
-    </w:p>
-    <w:p>
-      <w:pPr>
-        <w:pStyle w:val="Normal"/>
-        <w:bidi w:val="0"/>
-        <w:jc w:val="start"/>
-        <w:rPr/>
-      </w:pPr>
-      <w:r>
-        <w:rPr/>
-      </w:r>
-    </w:p>
-    <w:p>
-      <w:pPr>
-        <w:pStyle w:val="Normal"/>
-        <w:bidi w:val="0"/>
-        <w:jc w:val="start"/>
-        <w:rPr/>
-      </w:pPr>
-      <w:r>
-        <w:rPr/>
-      </w:r>
-    </w:p>
-    <w:p>
-      <w:pPr>
-        <w:pStyle w:val="Normal"/>
-        <w:bidi w:val="0"/>
-        <w:jc w:val="start"/>
-        <w:rPr/>
-      </w:pPr>
-      <w:r>
-        <w:rPr/>
-      </w:r>
-    </w:p>
-    <w:p>
-      <w:pPr>
-        <w:pStyle w:val="Normal"/>
-        <w:bidi w:val="0"/>
-        <w:jc w:val="start"/>
-        <w:rPr/>
-      </w:pPr>
-      <w:r>
-        <w:rPr/>
-      </w:r>
-    </w:p>
-    <w:p>
-      <w:pPr>
-        <w:pStyle w:val="Normal"/>
-        <w:bidi w:val="0"/>
-        <w:jc w:val="start"/>
-        <w:rPr/>
-      </w:pPr>
-      <w:r>
-        <w:rPr/>
-      </w:r>
     </w:p>
     <w:p>
       <w:pPr>
@@ -781,38 +785,51 @@
     </w:p>
     <w:p>
       <w:pPr>
-        <w:pStyle w:val="Normal"/>
-        <w:bidi w:val="0"/>
-        <w:jc w:val="start"/>
-        <w:rPr/>
-      </w:pPr>
-      <w:r>
-        <w:rPr/>
-        <w:t>1.3 Előrejelzés (forecasting) eredeti és szintetikus adatok esetén</w:t>
-      </w:r>
-    </w:p>
-    <w:p>
-      <w:pPr>
-        <w:pStyle w:val="Normal"/>
-        <w:bidi w:val="0"/>
-        <w:jc w:val="start"/>
-        <w:rPr/>
-      </w:pPr>
-      <w:r>
-        <w:rPr/>
-      </w:r>
-    </w:p>
-    <w:p>
-      <w:pPr>
-        <w:pStyle w:val="Normal"/>
-        <w:bidi w:val="0"/>
-        <w:jc w:val="start"/>
-        <w:rPr/>
-      </w:pPr>
-      <w:r>
-        <w:rPr/>
-        <w:t xml:space="preserve">A legfőbb probléma az előrejelzésekkor lett észrevehető mivel, nem nagyon volt használható az eredmény. Az eredeti adatsort használva tisztán kivehető hogy ennek az előre jelzése nem túl szezonális, illetve nem nagyon tartalmaz trendet. Így egy ARIMA előre jelzés teljesen rossz </w:t>
-      </w:r>
+        <w:pStyle w:val="Heading2"/>
+        <w:numPr>
+          <w:ilvl w:val="1"/>
+          <w:numId w:val="2"/>
+        </w:numPr>
+        <w:ind w:hanging="0" w:start="0"/>
+        <w:rPr/>
+      </w:pPr>
+      <w:bookmarkStart w:id="4" w:name="__RefHeading___Toc251_3565188454"/>
+      <w:bookmarkEnd w:id="4"/>
+      <w:r>
+        <w:rPr/>
+        <w:t>Előrejelzés (forecasting) eredeti és szintetikus adatok esetén</w:t>
+      </w:r>
+    </w:p>
+    <w:p>
+      <w:pPr>
+        <w:pStyle w:val="Normal"/>
+        <w:bidi w:val="0"/>
+        <w:jc w:val="start"/>
+        <w:rPr/>
+      </w:pPr>
+      <w:r>
+        <w:rPr/>
+      </w:r>
+    </w:p>
+    <w:p>
+      <w:pPr>
+        <w:pStyle w:val="Normal"/>
+        <w:bidi w:val="0"/>
+        <w:jc w:val="start"/>
+        <w:rPr/>
+      </w:pPr>
+      <w:r>
+        <w:rPr/>
+        <w:t>A legfőbb probléma az előrejelzésekkor lett észrevehető mivel, nem nagyon volt használható az eredmény. Az eredeti adatsort használva tisztán kivehető hogy ennek az előre jelzése nem túl szezonális, illetve nem nagyon tartalmaz trendet. Így egy ARIMA előre jelzés teljesen rossz eredményt hoz.</w:t>
+      </w:r>
+    </w:p>
+    <w:p>
+      <w:pPr>
+        <w:pStyle w:val="Normal"/>
+        <w:bidi w:val="0"/>
+        <w:jc w:val="start"/>
+        <w:rPr/>
+      </w:pPr>
       <w:r>
         <w:drawing>
           <wp:anchor distT="0" distB="0" distL="0" distR="0" simplePos="0" relativeHeight="5" behindDoc="0" locked="0" layoutInCell="0" allowOverlap="1">
@@ -821,12 +838,12 @@
               <wp:posOffset>-57150</wp:posOffset>
             </wp:positionH>
             <wp:positionV relativeFrom="paragraph">
-              <wp:posOffset>886460</wp:posOffset>
+              <wp:posOffset>633095</wp:posOffset>
             </wp:positionV>
             <wp:extent cx="6120130" cy="2970530"/>
             <wp:effectExtent l="0" t="0" r="0" b="0"/>
-            <wp:wrapSquare wrapText="largest"/>
-            <wp:docPr id="4" name="Kép4"/>
+            <wp:wrapSquare wrapText="bothSides"/>
+            <wp:docPr id="5" name="Kép4"/>
             <wp:cNvGraphicFramePr>
               <a:graphicFrameLocks xmlns:a="http://schemas.openxmlformats.org/drawingml/2006/main" noChangeAspect="1"/>
             </wp:cNvGraphicFramePr>
@@ -834,13 +851,13 @@
               <a:graphicData uri="http://schemas.openxmlformats.org/drawingml/2006/picture">
                 <pic:pic xmlns:pic="http://schemas.openxmlformats.org/drawingml/2006/picture">
                   <pic:nvPicPr>
-                    <pic:cNvPr id="4" name="Kép4"/>
+                    <pic:cNvPr id="5" name="Kép4"/>
                     <pic:cNvPicPr>
                       <a:picLocks noChangeAspect="1" noChangeArrowheads="1"/>
                     </pic:cNvPicPr>
                   </pic:nvPicPr>
                   <pic:blipFill>
-                    <a:blip r:embed="rId5"/>
+                    <a:blip r:embed="rId6"/>
                     <a:stretch>
                       <a:fillRect/>
                     </a:stretch>
@@ -863,33 +880,6 @@
       </w:r>
       <w:r>
         <w:rPr/>
-        <w:t>eredményt hoz.</w:t>
-      </w:r>
-    </w:p>
-    <w:p>
-      <w:pPr>
-        <w:pStyle w:val="Normal"/>
-        <w:bidi w:val="0"/>
-        <w:jc w:val="start"/>
-        <w:rPr/>
-      </w:pPr>
-      <w:r>
-        <w:rPr/>
-      </w:r>
-      <w:r>
-        <w:br w:type="page"/>
-      </w:r>
-    </w:p>
-    <w:p>
-      <w:pPr>
-        <w:pStyle w:val="Normal"/>
-        <w:bidi w:val="0"/>
-        <w:spacing w:before="0" w:after="0"/>
-        <w:jc w:val="start"/>
-        <w:rPr/>
-      </w:pPr>
-      <w:r>
-        <w:rPr/>
         <w:t xml:space="preserve">Az eredeti mellett próbálkoztam még a szintetikusan előállított adatsort ARIMA előrejelzésével, ami szintén sikertelen lett. Az ábrán látható, hogy az előre jelzés teljesen eltér, nem tudja felvenni azt a szintetikusan előállított adatfolyamot, amit kéne, még 200 időegység elemzése mellett sem. </w:t>
       </w:r>
     </w:p>
@@ -913,8 +903,8 @@
             </wp:positionV>
             <wp:extent cx="6120130" cy="2549525"/>
             <wp:effectExtent l="0" t="0" r="0" b="0"/>
-            <wp:wrapSquare wrapText="largest"/>
-            <wp:docPr id="5" name="Kép5"/>
+            <wp:wrapTopAndBottom/>
+            <wp:docPr id="6" name="Kép5"/>
             <wp:cNvGraphicFramePr>
               <a:graphicFrameLocks xmlns:a="http://schemas.openxmlformats.org/drawingml/2006/main" noChangeAspect="1"/>
             </wp:cNvGraphicFramePr>
@@ -922,13 +912,13 @@
               <a:graphicData uri="http://schemas.openxmlformats.org/drawingml/2006/picture">
                 <pic:pic xmlns:pic="http://schemas.openxmlformats.org/drawingml/2006/picture">
                   <pic:nvPicPr>
-                    <pic:cNvPr id="5" name="Kép5"/>
+                    <pic:cNvPr id="6" name="Kép5"/>
                     <pic:cNvPicPr>
                       <a:picLocks noChangeAspect="1" noChangeArrowheads="1"/>
                     </pic:cNvPicPr>
                   </pic:nvPicPr>
                   <pic:blipFill>
-                    <a:blip r:embed="rId6"/>
+                    <a:blip r:embed="rId7"/>
                     <a:stretch>
                       <a:fillRect/>
                     </a:stretch>
@@ -963,14 +953,19 @@
     </w:p>
     <w:p>
       <w:pPr>
-        <w:pStyle w:val="Normal"/>
-        <w:bidi w:val="0"/>
-        <w:jc w:val="start"/>
-        <w:rPr/>
-      </w:pPr>
-      <w:r>
-        <w:rPr/>
-        <w:t>2. Elfogadott adatforrás</w:t>
+        <w:pStyle w:val="Heading1"/>
+        <w:numPr>
+          <w:ilvl w:val="0"/>
+          <w:numId w:val="2"/>
+        </w:numPr>
+        <w:ind w:hanging="0" w:start="0"/>
+        <w:rPr/>
+      </w:pPr>
+      <w:bookmarkStart w:id="5" w:name="__RefHeading___Toc134_3565188454"/>
+      <w:bookmarkEnd w:id="5"/>
+      <w:r>
+        <w:rPr/>
+        <w:t>Elfogadott adatforrás</w:t>
       </w:r>
     </w:p>
     <w:p>
@@ -1032,14 +1027,37 @@
     </w:p>
     <w:p>
       <w:pPr>
-        <w:pStyle w:val="Normal"/>
-        <w:bidi w:val="0"/>
-        <w:jc w:val="start"/>
-        <w:rPr/>
-      </w:pPr>
-      <w:r>
-        <w:rPr/>
-        <w:t>2.1 Elfogadott adatforrás tesztek</w:t>
+        <w:pStyle w:val="Heading2"/>
+        <w:numPr>
+          <w:ilvl w:val="0"/>
+          <w:numId w:val="0"/>
+        </w:numPr>
+        <w:ind w:hanging="0" w:start="0"/>
+        <w:rPr/>
+      </w:pPr>
+      <w:r>
+        <w:rPr/>
+      </w:r>
+      <w:r>
+        <w:br w:type="page"/>
+      </w:r>
+    </w:p>
+    <w:p>
+      <w:pPr>
+        <w:pStyle w:val="Heading2"/>
+        <w:numPr>
+          <w:ilvl w:val="1"/>
+          <w:numId w:val="2"/>
+        </w:numPr>
+        <w:spacing w:before="0" w:after="120"/>
+        <w:ind w:hanging="0" w:start="0"/>
+        <w:rPr/>
+      </w:pPr>
+      <w:bookmarkStart w:id="6" w:name="__RefHeading___Toc253_3565188454"/>
+      <w:bookmarkEnd w:id="6"/>
+      <w:r>
+        <w:rPr/>
+        <w:t>Elfogadott adatforrás tesztek</w:t>
       </w:r>
     </w:p>
     <w:p>
@@ -1063,17 +1081,6 @@
       <w:r>
         <w:rPr/>
         <w:t>Nem is mutathatná be jobban mint a tökéletes illeszkedő és kiváló eredményt mutató ACF teszt.</w:t>
-      </w:r>
-    </w:p>
-    <w:p>
-      <w:pPr>
-        <w:pStyle w:val="Normal"/>
-        <w:bidi w:val="0"/>
-        <w:jc w:val="start"/>
-        <w:rPr/>
-      </w:pPr>
-      <w:r>
-        <w:rPr/>
       </w:r>
     </w:p>
     <w:p>
@@ -1089,15 +1096,15 @@
           <wp:anchor distT="0" distB="0" distL="0" distR="0" simplePos="0" relativeHeight="7" behindDoc="0" locked="0" layoutInCell="0" allowOverlap="1">
             <wp:simplePos x="0" y="0"/>
             <wp:positionH relativeFrom="column">
-              <wp:posOffset>933450</wp:posOffset>
+              <wp:posOffset>742950</wp:posOffset>
             </wp:positionH>
             <wp:positionV relativeFrom="paragraph">
-              <wp:posOffset>198755</wp:posOffset>
+              <wp:posOffset>89535</wp:posOffset>
             </wp:positionV>
             <wp:extent cx="3953510" cy="2762885"/>
             <wp:effectExtent l="0" t="0" r="0" b="0"/>
-            <wp:wrapSquare wrapText="largest"/>
-            <wp:docPr id="6" name="Kép6"/>
+            <wp:wrapTopAndBottom/>
+            <wp:docPr id="7" name="Kép6"/>
             <wp:cNvGraphicFramePr>
               <a:graphicFrameLocks xmlns:a="http://schemas.openxmlformats.org/drawingml/2006/main" noChangeAspect="1"/>
             </wp:cNvGraphicFramePr>
@@ -1105,13 +1112,13 @@
               <a:graphicData uri="http://schemas.openxmlformats.org/drawingml/2006/picture">
                 <pic:pic xmlns:pic="http://schemas.openxmlformats.org/drawingml/2006/picture">
                   <pic:nvPicPr>
-                    <pic:cNvPr id="6" name="Kép6"/>
+                    <pic:cNvPr id="7" name="Kép6"/>
                     <pic:cNvPicPr>
                       <a:picLocks noChangeAspect="1" noChangeArrowheads="1"/>
                     </pic:cNvPicPr>
                   </pic:nvPicPr>
                   <pic:blipFill>
-                    <a:blip r:embed="rId7"/>
+                    <a:blip r:embed="rId8"/>
                     <a:stretch>
                       <a:fillRect/>
                     </a:stretch>
@@ -1132,15 +1139,11 @@
           </wp:anchor>
         </w:drawing>
       </w:r>
-      <w:r>
-        <w:br w:type="page"/>
-      </w:r>
-    </w:p>
-    <w:p>
-      <w:pPr>
-        <w:pStyle w:val="Normal"/>
-        <w:bidi w:val="0"/>
-        <w:spacing w:before="0" w:after="0"/>
+    </w:p>
+    <w:p>
+      <w:pPr>
+        <w:pStyle w:val="Normal"/>
+        <w:bidi w:val="0"/>
         <w:jc w:val="start"/>
         <w:rPr/>
       </w:pPr>
@@ -1294,7 +1297,7 @@
             <wp:extent cx="6120130" cy="301625"/>
             <wp:effectExtent l="0" t="0" r="0" b="0"/>
             <wp:wrapSquare wrapText="largest"/>
-            <wp:docPr id="7" name="Kép7"/>
+            <wp:docPr id="8" name="Kép7"/>
             <wp:cNvGraphicFramePr>
               <a:graphicFrameLocks xmlns:a="http://schemas.openxmlformats.org/drawingml/2006/main" noChangeAspect="1"/>
             </wp:cNvGraphicFramePr>
@@ -1302,13 +1305,13 @@
               <a:graphicData uri="http://schemas.openxmlformats.org/drawingml/2006/picture">
                 <pic:pic xmlns:pic="http://schemas.openxmlformats.org/drawingml/2006/picture">
                   <pic:nvPicPr>
-                    <pic:cNvPr id="7" name="Kép7"/>
+                    <pic:cNvPr id="8" name="Kép7"/>
                     <pic:cNvPicPr>
                       <a:picLocks noChangeAspect="1" noChangeArrowheads="1"/>
                     </pic:cNvPicPr>
                   </pic:nvPicPr>
                   <pic:blipFill>
-                    <a:blip r:embed="rId8"/>
+                    <a:blip r:embed="rId9"/>
                     <a:stretch>
                       <a:fillRect/>
                     </a:stretch>
@@ -1359,14 +1362,19 @@
     </w:p>
     <w:p>
       <w:pPr>
-        <w:pStyle w:val="Normal"/>
-        <w:bidi w:val="0"/>
-        <w:jc w:val="start"/>
-        <w:rPr/>
-      </w:pPr>
-      <w:r>
-        <w:rPr/>
-        <w:t>2.2 előrejelzés az új adattal</w:t>
+        <w:pStyle w:val="Heading2"/>
+        <w:numPr>
+          <w:ilvl w:val="1"/>
+          <w:numId w:val="2"/>
+        </w:numPr>
+        <w:ind w:hanging="0" w:start="0"/>
+        <w:rPr/>
+      </w:pPr>
+      <w:bookmarkStart w:id="7" w:name="__RefHeading___Toc255_3565188454"/>
+      <w:bookmarkEnd w:id="7"/>
+      <w:r>
+        <w:rPr/>
+        <w:t>Előrejelzés az új adattal</w:t>
       </w:r>
     </w:p>
     <w:p>
@@ -1390,14 +1398,10 @@
       <w:r>
         <w:rPr>
           <w:rStyle w:val="Strong"/>
+          <w:b w:val="false"/>
+          <w:bCs w:val="false"/>
         </w:rPr>
-        <w:t>H</w:t>
-      </w:r>
-      <w:r>
-        <w:rPr>
-          <w:rStyle w:val="Strong"/>
-        </w:rPr>
-        <w:t>árom hónapos előrejelzést</w:t>
+        <w:t>Három hónapos előrejelzést</w:t>
       </w:r>
       <w:r>
         <w:rPr/>
@@ -1435,7 +1439,7 @@
             <wp:extent cx="6120130" cy="2970530"/>
             <wp:effectExtent l="0" t="0" r="0" b="0"/>
             <wp:wrapSquare wrapText="largest"/>
-            <wp:docPr id="8" name="Kép8"/>
+            <wp:docPr id="9" name="Kép8"/>
             <wp:cNvGraphicFramePr>
               <a:graphicFrameLocks xmlns:a="http://schemas.openxmlformats.org/drawingml/2006/main" noChangeAspect="1"/>
             </wp:cNvGraphicFramePr>
@@ -1443,80 +1447,7 @@
               <a:graphicData uri="http://schemas.openxmlformats.org/drawingml/2006/picture">
                 <pic:pic xmlns:pic="http://schemas.openxmlformats.org/drawingml/2006/picture">
                   <pic:nvPicPr>
-                    <pic:cNvPr id="8" name="Kép8"/>
-                    <pic:cNvPicPr>
-                      <a:picLocks noChangeAspect="1" noChangeArrowheads="1"/>
-                    </pic:cNvPicPr>
-                  </pic:nvPicPr>
-                  <pic:blipFill>
-                    <a:blip r:embed="rId9"/>
-                    <a:stretch>
-                      <a:fillRect/>
-                    </a:stretch>
-                  </pic:blipFill>
-                  <pic:spPr bwMode="auto">
-                    <a:xfrm>
-                      <a:off x="0" y="0"/>
-                      <a:ext cx="6120130" cy="2970530"/>
-                    </a:xfrm>
-                    <a:prstGeom prst="rect">
-                      <a:avLst/>
-                    </a:prstGeom>
-                    <a:noFill/>
-                  </pic:spPr>
-                </pic:pic>
-              </a:graphicData>
-            </a:graphic>
-          </wp:anchor>
-        </w:drawing>
-      </w:r>
-      <w:r>
-        <w:rPr/>
-        <w:t xml:space="preserve">A múltbeli szakasz (a kék vonal) egyértelműen mutatja a havi átlagolt fogyasztás ingadozásait, amelyekben jól felismerhető a rendszer természetes hullámzása, és valószínűsíthetően megjelennek a nyaralási időszakra jellemző csökkenések is. A modell alapját képező idősor </w:t>
-      </w:r>
-      <w:r>
-        <w:rPr>
-          <w:rStyle w:val="Strong"/>
-          <w:b w:val="false"/>
-          <w:bCs w:val="false"/>
-        </w:rPr>
-        <w:t>heti bontásban került feldolgozásra</w:t>
-      </w:r>
-      <w:r>
-        <w:rPr/>
-        <w:t>, így a SARIMA képes volt a heti szintű dinamikákat és a rövidebb ciklusokat is figyelembe venni a becslés során. A piros, előrejelzési szakasz ehhez illeszkedve folytatja a trendet, és a modell által becsült értékek folyamatosan követik a korábbi viselkedést, anélkül hogy szélsőségesen eltérnének tőle. Ez azt jelzi, hogy a SARIMA modell a heti feldolgozásnak köszönhetően stabilan leképezi a rövid távú szezonális és trendkomponenseket, és a három hónapos időtávon megbízható előrejelzést ad.</w:t>
-      </w:r>
-    </w:p>
-    <w:p>
-      <w:pPr>
-        <w:pStyle w:val="BodyText"/>
-        <w:bidi w:val="0"/>
-        <w:ind w:hanging="0" w:start="0" w:end="0"/>
-        <w:jc w:val="start"/>
-        <w:rPr/>
-      </w:pPr>
-      <w:r>
-        <w:drawing>
-          <wp:anchor distT="0" distB="0" distL="0" distR="0" simplePos="0" relativeHeight="10" behindDoc="0" locked="0" layoutInCell="0" allowOverlap="1">
-            <wp:simplePos x="0" y="0"/>
-            <wp:positionH relativeFrom="column">
-              <wp:posOffset>85725</wp:posOffset>
-            </wp:positionH>
-            <wp:positionV relativeFrom="paragraph">
-              <wp:posOffset>114300</wp:posOffset>
-            </wp:positionV>
-            <wp:extent cx="6120130" cy="2970530"/>
-            <wp:effectExtent l="0" t="0" r="0" b="0"/>
-            <wp:wrapSquare wrapText="largest"/>
-            <wp:docPr id="9" name="Kép9"/>
-            <wp:cNvGraphicFramePr>
-              <a:graphicFrameLocks xmlns:a="http://schemas.openxmlformats.org/drawingml/2006/main" noChangeAspect="1"/>
-            </wp:cNvGraphicFramePr>
-            <a:graphic xmlns:a="http://schemas.openxmlformats.org/drawingml/2006/main">
-              <a:graphicData uri="http://schemas.openxmlformats.org/drawingml/2006/picture">
-                <pic:pic xmlns:pic="http://schemas.openxmlformats.org/drawingml/2006/picture">
-                  <pic:nvPicPr>
-                    <pic:cNvPr id="9" name="Kép9"/>
+                    <pic:cNvPr id="9" name="Kép8"/>
                     <pic:cNvPicPr>
                       <a:picLocks noChangeAspect="1" noChangeArrowheads="1"/>
                     </pic:cNvPicPr>
@@ -1544,18 +1475,84 @@
         </w:drawing>
       </w:r>
       <w:r>
+        <w:rPr/>
+        <w:t xml:space="preserve">A múltbeli szakasz (a kék vonal) egyértelműen mutatja a havi átlagolt fogyasztás ingadozásait, amelyekben jól felismerhető a rendszer természetes hullámzása, és valószínűsíthetően megjelennek a nyaralási időszakra jellemző csökkenések is. A modell alapját képező idősor </w:t>
+      </w:r>
+      <w:r>
+        <w:rPr>
+          <w:rStyle w:val="Strong"/>
+          <w:b w:val="false"/>
+          <w:bCs w:val="false"/>
+        </w:rPr>
+        <w:t>heti bontásban került feldolgozásra</w:t>
+      </w:r>
+      <w:r>
+        <w:rPr/>
+        <w:t>, így a SARIMA képes volt a heti szintű dinamikákat és a rövidebb ciklusokat is figyelembe venni a becslés során. A piros, előrejelzési szakasz ehhez illeszkedve folytatja a trendet, és a modell által becsült értékek folyamatosan követik a korábbi viselkedést, anélkül hogy szélsőségesen eltérnének tőle. Ez azt jelzi, hogy a SARIMA modell a heti feldolgozásnak köszönhetően stabilan leképezi a rövid távú szezonális és trendkomponenseket, és a három hónapos időtávon megbízható előrejelzést ad.</w:t>
+      </w:r>
+    </w:p>
+    <w:p>
+      <w:pPr>
+        <w:pStyle w:val="BodyText"/>
+        <w:bidi w:val="0"/>
+        <w:ind w:hanging="0" w:start="0" w:end="0"/>
+        <w:jc w:val="start"/>
+        <w:rPr/>
+      </w:pPr>
+      <w:r>
+        <w:drawing>
+          <wp:anchor distT="0" distB="0" distL="0" distR="0" simplePos="0" relativeHeight="10" behindDoc="0" locked="0" layoutInCell="0" allowOverlap="1">
+            <wp:simplePos x="0" y="0"/>
+            <wp:positionH relativeFrom="column">
+              <wp:posOffset>85725</wp:posOffset>
+            </wp:positionH>
+            <wp:positionV relativeFrom="paragraph">
+              <wp:posOffset>114300</wp:posOffset>
+            </wp:positionV>
+            <wp:extent cx="6120130" cy="2970530"/>
+            <wp:effectExtent l="0" t="0" r="0" b="0"/>
+            <wp:wrapSquare wrapText="largest"/>
+            <wp:docPr id="10" name="Kép9"/>
+            <wp:cNvGraphicFramePr>
+              <a:graphicFrameLocks xmlns:a="http://schemas.openxmlformats.org/drawingml/2006/main" noChangeAspect="1"/>
+            </wp:cNvGraphicFramePr>
+            <a:graphic xmlns:a="http://schemas.openxmlformats.org/drawingml/2006/main">
+              <a:graphicData uri="http://schemas.openxmlformats.org/drawingml/2006/picture">
+                <pic:pic xmlns:pic="http://schemas.openxmlformats.org/drawingml/2006/picture">
+                  <pic:nvPicPr>
+                    <pic:cNvPr id="10" name="Kép9"/>
+                    <pic:cNvPicPr>
+                      <a:picLocks noChangeAspect="1" noChangeArrowheads="1"/>
+                    </pic:cNvPicPr>
+                  </pic:nvPicPr>
+                  <pic:blipFill>
+                    <a:blip r:embed="rId11"/>
+                    <a:stretch>
+                      <a:fillRect/>
+                    </a:stretch>
+                  </pic:blipFill>
+                  <pic:spPr bwMode="auto">
+                    <a:xfrm>
+                      <a:off x="0" y="0"/>
+                      <a:ext cx="6120130" cy="2970530"/>
+                    </a:xfrm>
+                    <a:prstGeom prst="rect">
+                      <a:avLst/>
+                    </a:prstGeom>
+                    <a:noFill/>
+                  </pic:spPr>
+                </pic:pic>
+              </a:graphicData>
+            </a:graphic>
+          </wp:anchor>
+        </w:drawing>
+      </w:r>
+      <w:r>
         <w:rPr>
           <w:b w:val="false"/>
           <w:bCs w:val="false"/>
         </w:rPr>
-        <w:t>A diagram</w:t>
-      </w:r>
-      <w:r>
-        <w:rPr>
-          <w:b w:val="false"/>
-          <w:bCs w:val="false"/>
-        </w:rPr>
-        <w:t xml:space="preserve"> </w:t>
+        <w:t xml:space="preserve">A diagram </w:t>
       </w:r>
       <w:r>
         <w:rPr>
@@ -1618,6 +1615,261 @@
           <w:bCs w:val="false"/>
         </w:rPr>
         <w:t xml:space="preserve"> képes volt felismerni a rendszer ismétlődő mintáit, így a következő hétre vonatkozó becslések jól tükrözik a fogyasztás várható alakulását. </w:t>
+      </w:r>
+    </w:p>
+    <w:p>
+      <w:pPr>
+        <w:pStyle w:val="Heading2"/>
+        <w:numPr>
+          <w:ilvl w:val="1"/>
+          <w:numId w:val="2"/>
+        </w:numPr>
+        <w:rPr/>
+      </w:pPr>
+      <w:bookmarkStart w:id="8" w:name="__RefHeading___Toc205_244505817"/>
+      <w:bookmarkEnd w:id="8"/>
+      <w:r>
+        <w:rPr>
+          <w:rStyle w:val="Strong"/>
+          <w:b/>
+          <w:bCs/>
+        </w:rPr>
+        <w:t>ARIMA modell</w:t>
+      </w:r>
+    </w:p>
+    <w:p>
+      <w:pPr>
+        <w:pStyle w:val="BodyText"/>
+        <w:bidi w:val="0"/>
+        <w:ind w:hanging="0" w:start="0" w:end="0"/>
+        <w:rPr/>
+      </w:pPr>
+      <w:r>
+        <w:rPr/>
+        <w:t>Az ARIMA (AutoRegressive Integrated Moving Average) egy olyan módszer, ami elsősorban stacionárius, vagy megfelelő átalakítással stacionáriussá tehető idősorok esetén használható. Három részből épül fel: az autoregresszív (AR), a differenciálási (I) és a mozgóátlag (MA) komponensből, ezt írja le az ARIMA(p,d,q) jelölés három paramétere.</w:t>
+      </w:r>
+    </w:p>
+    <w:p>
+      <w:pPr>
+        <w:pStyle w:val="BodyText"/>
+        <w:bidi w:val="0"/>
+        <w:ind w:hanging="0" w:start="0" w:end="0"/>
+        <w:rPr/>
+      </w:pPr>
+      <w:r>
+        <w:rPr/>
+        <w:t>A p paraméter azt mondja meg, hogy a modell hány korábbi értéket vesz figyelembe az aktuális érték becsléséhez – az alapötlet az, hogy egy idősor jelenlegi értéke összefügghet a korábbi értékeivel. Egy AR(p) modell felírása általánosan:</w:t>
+      </w:r>
+    </w:p>
+    <w:p>
+      <w:pPr>
+        <w:pStyle w:val="BodyText"/>
+        <w:bidi w:val="0"/>
+        <w:ind w:hanging="0" w:start="0" w:end="0"/>
+        <w:rPr/>
+      </w:pPr>
+      <w:r>
+        <w:rPr/>
+        <w:t>yt = c + ϕ1yt−1 + ϕ2yt−2 + ⋯ + ϕpyt−p + εt</w:t>
+      </w:r>
+    </w:p>
+    <w:p>
+      <w:pPr>
+        <w:pStyle w:val="BodyText"/>
+        <w:bidi w:val="0"/>
+        <w:ind w:hanging="0" w:start="0" w:end="0"/>
+        <w:rPr/>
+      </w:pPr>
+      <w:r>
+        <w:rPr/>
+        <w:t>ahol yt az idősor aktuális értéke, c egy konstans, ϕi az autoregresszív együtthatók, εt pedig a hibatag.</w:t>
+      </w:r>
+    </w:p>
+    <w:p>
+      <w:pPr>
+        <w:pStyle w:val="BodyText"/>
+        <w:bidi w:val="0"/>
+        <w:ind w:hanging="0" w:start="0" w:end="0"/>
+        <w:rPr/>
+      </w:pPr>
+      <w:r>
+        <w:rPr/>
+        <w:t>A q paraméter a mozgóátlag rész rendjét jelöli, vagyis azt, hogy a modell a korábbi értékek mellett a korábbi becslési hibákat is beépíti a számításba. Egy MA(q) modell alakja:</w:t>
+      </w:r>
+    </w:p>
+    <w:p>
+      <w:pPr>
+        <w:pStyle w:val="BodyText"/>
+        <w:bidi w:val="0"/>
+        <w:ind w:hanging="0" w:start="0" w:end="0"/>
+        <w:rPr/>
+      </w:pPr>
+      <w:r>
+        <w:rPr/>
+        <w:t>yt = μ + εt + θ1εt−1 + θ2εt−2 + ⋯ + θqεt−q</w:t>
+      </w:r>
+    </w:p>
+    <w:p>
+      <w:pPr>
+        <w:pStyle w:val="BodyText"/>
+        <w:bidi w:val="0"/>
+        <w:ind w:hanging="0" w:start="0" w:end="0"/>
+        <w:rPr/>
+      </w:pPr>
+      <w:r>
+        <w:rPr/>
+        <w:t>A harmadik komponens a differenciálás (d paraméter), aminek a szerepe főleg az, hogy a nem stacionárius idősorokból eltüntesse a trendet. Egy elsőrendű differenciálás így néz ki:</w:t>
+      </w:r>
+    </w:p>
+    <w:p>
+      <w:pPr>
+        <w:pStyle w:val="BodyText"/>
+        <w:bidi w:val="0"/>
+        <w:ind w:hanging="0" w:start="0" w:end="0"/>
+        <w:rPr/>
+      </w:pPr>
+      <w:r>
+        <w:rPr/>
+        <w:t>yt′ = yt − yt−1</w:t>
+      </w:r>
+    </w:p>
+    <w:p>
+      <w:pPr>
+        <w:pStyle w:val="BodyText"/>
+        <w:bidi w:val="0"/>
+        <w:ind w:hanging="0" w:start="0" w:end="0"/>
+        <w:rPr/>
+      </w:pPr>
+      <w:r>
+        <w:rPr/>
+        <w:t>Ezzel a trend jelentősen csökkenthető, vagy akár teljesen ki is küszöbölhető, így a kapott sor már alkalmasabb AR és MA komponensek alkalmazására.</w:t>
+      </w:r>
+    </w:p>
+    <w:p>
+      <w:pPr>
+        <w:pStyle w:val="BodyText"/>
+        <w:bidi w:val="0"/>
+        <w:ind w:hanging="0" w:start="0" w:end="0"/>
+        <w:rPr/>
+      </w:pPr>
+      <w:r>
+        <w:rPr/>
+        <w:t>Összességében az ARIMA az idősor korábbi értékei, a korábbi hibák és a szükség esetén elvégzett differenciálás segítségével próbál jövőbeli értékeket becsülni. Előnye, hogy viszonylag egyszerű felépítés mellett is jól kezeli az idősorok időbeli összefüggéseit.</w:t>
+      </w:r>
+    </w:p>
+    <w:p>
+      <w:pPr>
+        <w:pStyle w:val="Heading2"/>
+        <w:numPr>
+          <w:ilvl w:val="1"/>
+          <w:numId w:val="2"/>
+        </w:numPr>
+        <w:ind w:hanging="0" w:start="0"/>
+        <w:rPr/>
+      </w:pPr>
+      <w:bookmarkStart w:id="9" w:name="__RefHeading___Toc207_244505817"/>
+      <w:bookmarkEnd w:id="9"/>
+      <w:r>
+        <w:rPr>
+          <w:rStyle w:val="Strong"/>
+          <w:b/>
+          <w:bCs/>
+        </w:rPr>
+        <w:t>SARIMA modell</w:t>
+      </w:r>
+    </w:p>
+    <w:p>
+      <w:pPr>
+        <w:pStyle w:val="BodyText"/>
+        <w:bidi w:val="0"/>
+        <w:ind w:hanging="0" w:start="0" w:end="0"/>
+        <w:rPr/>
+      </w:pPr>
+      <w:r>
+        <w:rPr/>
+        <w:t>Az ARIMA egyik fontos kiterjesztése a SARIMA modell, ami már a szezonális változásokat is figyelembe tudja venni. A SARIMA (Seasonal ARIMA) olyan idősorok esetén használható, ahol a korábbi értékek mellett valamilyen ismétlődő, periodikus mintázat, azaz szezonalitás is megjelenik.</w:t>
+      </w:r>
+    </w:p>
+    <w:p>
+      <w:pPr>
+        <w:pStyle w:val="BodyText"/>
+        <w:bidi w:val="0"/>
+        <w:ind w:hanging="0" w:start="0" w:end="0"/>
+        <w:rPr/>
+      </w:pPr>
+      <w:r>
+        <w:rPr/>
+        <w:t>A modell jelölése: SARIMA(p,d,q)(P,D,Q)s. Az első három paraméter (p, d, q) ugyanazt jelenti, mint az ARIMA-nál, ezek írják le a nem szezonális részt. A P, D és Q ezeknek a szezonális megfelelői, az s paraméter pedig a szezonális periódus hosszát adja meg.</w:t>
+      </w:r>
+    </w:p>
+    <w:p>
+      <w:pPr>
+        <w:pStyle w:val="BodyText"/>
+        <w:bidi w:val="0"/>
+        <w:ind w:hanging="0" w:start="0" w:end="0"/>
+        <w:rPr/>
+      </w:pPr>
+      <w:r>
+        <w:rPr/>
+        <w:t>A P a szezonális autoregresszív rész rendje, vagyis hogy hány korábbi szezon azonos pontját veszi figyelembe a modell. A D a szezonális differenciálás rendje, ami az ismétlődő, szezonális eltérések kiszűrésére szolgál, a Q pedig a szezonális mozgóátlag komponens rendje.</w:t>
+      </w:r>
+    </w:p>
+    <w:p>
+      <w:pPr>
+        <w:pStyle w:val="BodyText"/>
+        <w:bidi w:val="0"/>
+        <w:ind w:hanging="0" w:start="0" w:end="0"/>
+        <w:rPr/>
+      </w:pPr>
+      <w:r>
+        <w:rPr/>
+        <w:t>A szezonális differenciálás s periódus esetén így néz ki:</w:t>
+      </w:r>
+    </w:p>
+    <w:p>
+      <w:pPr>
+        <w:pStyle w:val="BodyText"/>
+        <w:bidi w:val="0"/>
+        <w:ind w:hanging="0" w:start="0" w:end="0"/>
+        <w:rPr/>
+      </w:pPr>
+      <w:r>
+        <w:rPr/>
+        <w:t>yt′ = yt − yt−s</w:t>
+      </w:r>
+    </w:p>
+    <w:p>
+      <w:pPr>
+        <w:pStyle w:val="BodyText"/>
+        <w:bidi w:val="0"/>
+        <w:ind w:hanging="0" w:start="0" w:end="0"/>
+        <w:rPr/>
+      </w:pPr>
+      <w:r>
+        <w:rPr/>
+        <w:t>Ha például havi adatokról van szó és éves szezonalitás figyelhető meg, akkor s=12 a megfelelő választás, mivel egy évben 12 hónap van. Óránkénti adatoknál pedig a napi szezonalitáshoz inkább s=24 illik.</w:t>
+      </w:r>
+    </w:p>
+    <w:p>
+      <w:pPr>
+        <w:pStyle w:val="BodyText"/>
+        <w:bidi w:val="0"/>
+        <w:ind w:hanging="0" w:start="0" w:end="0"/>
+        <w:rPr/>
+      </w:pPr>
+      <w:r>
+        <w:rPr/>
+        <w:t>A SARIMA előnye az ARIMA-hoz képest, hogy egyszerre képes kezelni mind a nem szezonális, mind a szezonális mintázatokat egy idősorban. Ez főleg olyan adatoknál fontos, ahol az értékek nem csak a közvetlenül megelőző időpontoktól függenek, hanem egy korábbi periódus ugyanazon pontjától is – ahogy azt a saját adatomon is megfigyelhettem, ahol jól látszódtak a napi és heti ismétlődő mintázatok.</w:t>
+      </w:r>
+    </w:p>
+    <w:p>
+      <w:pPr>
+        <w:pStyle w:val="BodyText"/>
+        <w:ind w:hanging="0" w:start="0"/>
+        <w:rPr/>
+      </w:pPr>
+      <w:r>
+        <w:rPr/>
       </w:r>
     </w:p>
     <w:p>
@@ -1642,6 +1894,264 @@
     </w:sectPr>
   </w:body>
 </w:document>
+</file>
+
+<file path=word/numbering.xml><?xml version="1.0" encoding="utf-8"?>
+<w:numbering xmlns:w="http://schemas.openxmlformats.org/wordprocessingml/2006/main" xmlns:o="urn:schemas-microsoft-com:office:office" xmlns:r="http://schemas.openxmlformats.org/officeDocument/2006/relationships" xmlns:v="urn:schemas-microsoft-com:vml" xmlns:mc="http://schemas.openxmlformats.org/markup-compatibility/2006" xmlns:w14="http://schemas.microsoft.com/office/word/2010/wordml" mc:Ignorable="w14">
+  <w:abstractNum w:abstractNumId="1">
+    <w:lvl w:ilvl="0">
+      <w:start w:val="1"/>
+      <w:numFmt w:val="none"/>
+      <w:suff w:val="nothing"/>
+      <w:lvlText w:val=""/>
+      <w:lvlJc w:val="start"/>
+      <w:pPr>
+        <w:tabs>
+          <w:tab w:val="num" w:pos="0"/>
+        </w:tabs>
+        <w:ind w:start="0" w:hanging="0"/>
+      </w:pPr>
+    </w:lvl>
+    <w:lvl w:ilvl="1">
+      <w:start w:val="1"/>
+      <w:numFmt w:val="none"/>
+      <w:suff w:val="nothing"/>
+      <w:lvlText w:val=""/>
+      <w:lvlJc w:val="start"/>
+      <w:pPr>
+        <w:tabs>
+          <w:tab w:val="num" w:pos="0"/>
+        </w:tabs>
+        <w:ind w:start="0" w:hanging="0"/>
+      </w:pPr>
+    </w:lvl>
+    <w:lvl w:ilvl="2">
+      <w:start w:val="1"/>
+      <w:numFmt w:val="none"/>
+      <w:suff w:val="nothing"/>
+      <w:lvlText w:val=""/>
+      <w:lvlJc w:val="start"/>
+      <w:pPr>
+        <w:tabs>
+          <w:tab w:val="num" w:pos="0"/>
+        </w:tabs>
+        <w:ind w:start="0" w:hanging="0"/>
+      </w:pPr>
+    </w:lvl>
+    <w:lvl w:ilvl="3">
+      <w:start w:val="1"/>
+      <w:numFmt w:val="none"/>
+      <w:suff w:val="nothing"/>
+      <w:lvlText w:val=""/>
+      <w:lvlJc w:val="start"/>
+      <w:pPr>
+        <w:tabs>
+          <w:tab w:val="num" w:pos="0"/>
+        </w:tabs>
+        <w:ind w:start="0" w:hanging="0"/>
+      </w:pPr>
+    </w:lvl>
+    <w:lvl w:ilvl="4">
+      <w:start w:val="1"/>
+      <w:numFmt w:val="none"/>
+      <w:suff w:val="nothing"/>
+      <w:lvlText w:val=""/>
+      <w:lvlJc w:val="start"/>
+      <w:pPr>
+        <w:tabs>
+          <w:tab w:val="num" w:pos="0"/>
+        </w:tabs>
+        <w:ind w:start="0" w:hanging="0"/>
+      </w:pPr>
+    </w:lvl>
+    <w:lvl w:ilvl="5">
+      <w:start w:val="1"/>
+      <w:numFmt w:val="none"/>
+      <w:suff w:val="nothing"/>
+      <w:lvlText w:val=""/>
+      <w:lvlJc w:val="start"/>
+      <w:pPr>
+        <w:tabs>
+          <w:tab w:val="num" w:pos="0"/>
+        </w:tabs>
+        <w:ind w:start="0" w:hanging="0"/>
+      </w:pPr>
+    </w:lvl>
+    <w:lvl w:ilvl="6">
+      <w:start w:val="1"/>
+      <w:numFmt w:val="none"/>
+      <w:suff w:val="nothing"/>
+      <w:lvlText w:val=""/>
+      <w:lvlJc w:val="start"/>
+      <w:pPr>
+        <w:tabs>
+          <w:tab w:val="num" w:pos="0"/>
+        </w:tabs>
+        <w:ind w:start="0" w:hanging="0"/>
+      </w:pPr>
+    </w:lvl>
+    <w:lvl w:ilvl="7">
+      <w:start w:val="1"/>
+      <w:numFmt w:val="none"/>
+      <w:suff w:val="nothing"/>
+      <w:lvlText w:val=""/>
+      <w:lvlJc w:val="start"/>
+      <w:pPr>
+        <w:tabs>
+          <w:tab w:val="num" w:pos="0"/>
+        </w:tabs>
+        <w:ind w:start="0" w:hanging="0"/>
+      </w:pPr>
+    </w:lvl>
+    <w:lvl w:ilvl="8">
+      <w:start w:val="1"/>
+      <w:numFmt w:val="none"/>
+      <w:suff w:val="nothing"/>
+      <w:lvlText w:val=""/>
+      <w:lvlJc w:val="start"/>
+      <w:pPr>
+        <w:tabs>
+          <w:tab w:val="num" w:pos="0"/>
+        </w:tabs>
+        <w:ind w:start="0" w:hanging="0"/>
+      </w:pPr>
+    </w:lvl>
+  </w:abstractNum>
+  <w:abstractNum w:abstractNumId="2">
+    <w:lvl w:ilvl="0">
+      <w:start w:val="1"/>
+      <w:numFmt w:val="none"/>
+      <w:suff w:val="nothing"/>
+      <w:lvlText w:val=""/>
+      <w:lvlJc w:val="start"/>
+      <w:pPr>
+        <w:tabs>
+          <w:tab w:val="num" w:pos="0"/>
+        </w:tabs>
+        <w:ind w:start="0" w:hanging="0"/>
+      </w:pPr>
+      <w:rPr/>
+    </w:lvl>
+    <w:lvl w:ilvl="1">
+      <w:start w:val="1"/>
+      <w:numFmt w:val="none"/>
+      <w:suff w:val="nothing"/>
+      <w:lvlText w:val=""/>
+      <w:lvlJc w:val="start"/>
+      <w:pPr>
+        <w:tabs>
+          <w:tab w:val="num" w:pos="0"/>
+        </w:tabs>
+        <w:ind w:start="0" w:hanging="0"/>
+      </w:pPr>
+      <w:rPr/>
+    </w:lvl>
+    <w:lvl w:ilvl="2">
+      <w:start w:val="1"/>
+      <w:numFmt w:val="none"/>
+      <w:suff w:val="nothing"/>
+      <w:lvlText w:val=""/>
+      <w:lvlJc w:val="start"/>
+      <w:pPr>
+        <w:tabs>
+          <w:tab w:val="num" w:pos="0"/>
+        </w:tabs>
+        <w:ind w:start="0" w:hanging="0"/>
+      </w:pPr>
+      <w:rPr/>
+    </w:lvl>
+    <w:lvl w:ilvl="3">
+      <w:start w:val="1"/>
+      <w:numFmt w:val="none"/>
+      <w:suff w:val="nothing"/>
+      <w:lvlText w:val=""/>
+      <w:lvlJc w:val="start"/>
+      <w:pPr>
+        <w:tabs>
+          <w:tab w:val="num" w:pos="0"/>
+        </w:tabs>
+        <w:ind w:start="0" w:hanging="0"/>
+      </w:pPr>
+      <w:rPr/>
+    </w:lvl>
+    <w:lvl w:ilvl="4">
+      <w:start w:val="1"/>
+      <w:numFmt w:val="none"/>
+      <w:suff w:val="nothing"/>
+      <w:lvlText w:val=""/>
+      <w:lvlJc w:val="start"/>
+      <w:pPr>
+        <w:tabs>
+          <w:tab w:val="num" w:pos="0"/>
+        </w:tabs>
+        <w:ind w:start="0" w:hanging="0"/>
+      </w:pPr>
+      <w:rPr/>
+    </w:lvl>
+    <w:lvl w:ilvl="5">
+      <w:start w:val="1"/>
+      <w:numFmt w:val="none"/>
+      <w:suff w:val="nothing"/>
+      <w:lvlText w:val=""/>
+      <w:lvlJc w:val="start"/>
+      <w:pPr>
+        <w:tabs>
+          <w:tab w:val="num" w:pos="0"/>
+        </w:tabs>
+        <w:ind w:start="0" w:hanging="0"/>
+      </w:pPr>
+      <w:rPr/>
+    </w:lvl>
+    <w:lvl w:ilvl="6">
+      <w:start w:val="1"/>
+      <w:numFmt w:val="none"/>
+      <w:suff w:val="nothing"/>
+      <w:lvlText w:val=""/>
+      <w:lvlJc w:val="start"/>
+      <w:pPr>
+        <w:tabs>
+          <w:tab w:val="num" w:pos="0"/>
+        </w:tabs>
+        <w:ind w:start="0" w:hanging="0"/>
+      </w:pPr>
+      <w:rPr/>
+    </w:lvl>
+    <w:lvl w:ilvl="7">
+      <w:start w:val="1"/>
+      <w:numFmt w:val="none"/>
+      <w:suff w:val="nothing"/>
+      <w:lvlText w:val=""/>
+      <w:lvlJc w:val="start"/>
+      <w:pPr>
+        <w:tabs>
+          <w:tab w:val="num" w:pos="0"/>
+        </w:tabs>
+        <w:ind w:start="0" w:hanging="0"/>
+      </w:pPr>
+      <w:rPr/>
+    </w:lvl>
+    <w:lvl w:ilvl="8">
+      <w:start w:val="1"/>
+      <w:numFmt w:val="none"/>
+      <w:suff w:val="nothing"/>
+      <w:lvlText w:val=""/>
+      <w:lvlJc w:val="start"/>
+      <w:pPr>
+        <w:tabs>
+          <w:tab w:val="num" w:pos="0"/>
+        </w:tabs>
+        <w:ind w:start="0" w:hanging="0"/>
+      </w:pPr>
+      <w:rPr/>
+    </w:lvl>
+  </w:abstractNum>
+  <w:num w:numId="1">
+    <w:abstractNumId w:val="1"/>
+  </w:num>
+  <w:num w:numId="2">
+    <w:abstractNumId w:val="2"/>
+  </w:num>
+</w:numbering>
 </file>
 
 <file path=word/styles.xml><?xml version="1.0" encoding="utf-8"?>
@@ -1681,6 +2191,63 @@
       <w:lang w:val="hu-HU" w:eastAsia="zh-CN" w:bidi="hi-IN"/>
     </w:rPr>
   </w:style>
+  <w:style w:type="paragraph" w:styleId="Heading1">
+    <w:name w:val="heading 1"/>
+    <w:basedOn w:val="Cmsoruser"/>
+    <w:next w:val="BodyText"/>
+    <w:qFormat/>
+    <w:pPr>
+      <w:numPr>
+        <w:ilvl w:val="0"/>
+        <w:numId w:val="2"/>
+      </w:numPr>
+      <w:spacing w:before="240" w:after="120"/>
+      <w:outlineLvl w:val="0"/>
+    </w:pPr>
+    <w:rPr>
+      <w:b/>
+      <w:bCs/>
+      <w:sz w:val="36"/>
+      <w:szCs w:val="36"/>
+    </w:rPr>
+  </w:style>
+  <w:style w:type="paragraph" w:styleId="Heading2">
+    <w:name w:val="heading 2"/>
+    <w:basedOn w:val="Cmsoruser"/>
+    <w:next w:val="BodyText"/>
+    <w:qFormat/>
+    <w:pPr>
+      <w:numPr>
+        <w:ilvl w:val="1"/>
+        <w:numId w:val="2"/>
+      </w:numPr>
+      <w:spacing w:before="200" w:after="120"/>
+      <w:outlineLvl w:val="1"/>
+    </w:pPr>
+    <w:rPr>
+      <w:b/>
+      <w:bCs/>
+      <w:sz w:val="32"/>
+      <w:szCs w:val="32"/>
+    </w:rPr>
+  </w:style>
+  <w:style w:type="paragraph" w:styleId="Heading3">
+    <w:name w:val="heading 3"/>
+    <w:basedOn w:val="Cmsoruser"/>
+    <w:next w:val="BodyText"/>
+    <w:qFormat/>
+    <w:pPr>
+      <w:spacing w:before="140" w:after="120"/>
+      <w:outlineLvl w:val="2"/>
+    </w:pPr>
+    <w:rPr>
+      <w:rFonts w:ascii="Liberation Serif" w:hAnsi="Liberation Serif" w:eastAsia="NSimSun" w:cs="Arial"/>
+      <w:b/>
+      <w:bCs/>
+      <w:sz w:val="28"/>
+      <w:szCs w:val="28"/>
+    </w:rPr>
+  </w:style>
   <w:style w:type="character" w:styleId="Strong">
     <w:name w:val="Strong"/>
     <w:qFormat/>
@@ -1688,6 +2255,31 @@
       <w:b/>
       <w:bCs/>
     </w:rPr>
+  </w:style>
+  <w:style w:type="character" w:styleId="Emphasis">
+    <w:name w:val="Emphasis"/>
+    <w:qFormat/>
+    <w:rPr>
+      <w:i/>
+      <w:iCs/>
+    </w:rPr>
+  </w:style>
+  <w:style w:type="character" w:styleId="Hyperlink">
+    <w:name w:val="Hyperlink"/>
+    <w:rPr>
+      <w:color w:val="000080"/>
+      <w:u w:val="single"/>
+    </w:rPr>
+  </w:style>
+  <w:style w:type="character" w:styleId="Jegyzkhivatkozsuser">
+    <w:name w:val="Jegyzékhivatkozás (user)"/>
+    <w:qFormat/>
+    <w:rPr/>
+  </w:style>
+  <w:style w:type="character" w:styleId="Jegyzkhivatkozs">
+    <w:name w:val="Jegyzékhivatkozás"/>
+    <w:qFormat/>
+    <w:rPr/>
   </w:style>
   <w:style w:type="paragraph" w:styleId="Cmsor">
     <w:name w:val="Címsor"/>
@@ -1772,6 +2364,71 @@
     <w:rPr>
       <w:rFonts w:cs="Arial"/>
     </w:rPr>
+  </w:style>
+  <w:style w:type="paragraph" w:styleId="IndexHeading">
+    <w:name w:val="index heading"/>
+    <w:basedOn w:val="Cmsoruser"/>
+    <w:pPr>
+      <w:suppressLineNumbers/>
+      <w:ind w:hanging="0" w:start="0"/>
+    </w:pPr>
+    <w:rPr>
+      <w:b/>
+      <w:bCs/>
+      <w:sz w:val="32"/>
+      <w:szCs w:val="32"/>
+    </w:rPr>
+  </w:style>
+  <w:style w:type="paragraph" w:styleId="TOCHeading">
+    <w:name w:val="TOC Heading"/>
+    <w:basedOn w:val="IndexHeading"/>
+    <w:qFormat/>
+    <w:pPr>
+      <w:suppressLineNumbers/>
+      <w:ind w:hanging="0" w:start="0"/>
+    </w:pPr>
+    <w:rPr>
+      <w:b/>
+      <w:bCs/>
+      <w:sz w:val="32"/>
+      <w:szCs w:val="32"/>
+    </w:rPr>
+  </w:style>
+  <w:style w:type="paragraph" w:styleId="TOC3">
+    <w:name w:val="toc 3"/>
+    <w:basedOn w:val="Trgymutatuser"/>
+    <w:pPr>
+      <w:tabs>
+        <w:tab w:val="clear" w:pos="709"/>
+        <w:tab w:val="right" w:pos="9071" w:leader="dot"/>
+      </w:tabs>
+      <w:ind w:hanging="0" w:start="567"/>
+    </w:pPr>
+    <w:rPr/>
+  </w:style>
+  <w:style w:type="paragraph" w:styleId="TOC1">
+    <w:name w:val="toc 1"/>
+    <w:basedOn w:val="Trgymutatuser"/>
+    <w:pPr>
+      <w:tabs>
+        <w:tab w:val="clear" w:pos="709"/>
+        <w:tab w:val="right" w:pos="9638" w:leader="dot"/>
+      </w:tabs>
+      <w:ind w:hanging="0" w:start="0"/>
+    </w:pPr>
+    <w:rPr/>
+  </w:style>
+  <w:style w:type="paragraph" w:styleId="TOC2">
+    <w:name w:val="toc 2"/>
+    <w:basedOn w:val="Trgymutatuser"/>
+    <w:pPr>
+      <w:tabs>
+        <w:tab w:val="clear" w:pos="709"/>
+        <w:tab w:val="right" w:pos="9355" w:leader="dot"/>
+      </w:tabs>
+      <w:ind w:hanging="0" w:start="283"/>
+    </w:pPr>
+    <w:rPr/>
   </w:style>
 </w:styles>
 </file>
